--- a/Выполнение ДЗ.docx
+++ b/Выполнение ДЗ.docx
@@ -2,6 +2,19 @@
 <file path=word/document.xml><?xml version="1.0" encoding="utf-8"?>
 <w:document xmlns:wpc="http://schemas.microsoft.com/office/word/2010/wordprocessingCanvas" xmlns:cx="http://schemas.microsoft.com/office/drawing/2014/chartex" xmlns:mc="http://schemas.openxmlformats.org/markup-compatibility/2006" xmlns:o="urn:schemas-microsoft-com:office:office" xmlns:r="http://schemas.openxmlformats.org/officeDocument/2006/relationships" xmlns:m="http://schemas.openxmlformats.org/officeDocument/2006/math" xmlns:v="urn:schemas-microsoft-com:vml" xmlns:wp14="http://schemas.microsoft.com/office/word/2010/wordprocessingDrawing" xmlns:wp="http://schemas.openxmlformats.org/drawingml/2006/wordprocessingDrawing" xmlns:w10="urn:schemas-microsoft-com:office:word" xmlns:w="http://schemas.openxmlformats.org/wordprocessingml/2006/main" xmlns:w14="http://schemas.microsoft.com/office/word/2010/wordml" xmlns:w15="http://schemas.microsoft.com/office/word/2012/wordml" xmlns:w16se="http://schemas.microsoft.com/office/word/2015/wordml/symex" xmlns:wpg="http://schemas.microsoft.com/office/word/2010/wordprocessingGroup" xmlns:wpi="http://schemas.microsoft.com/office/word/2010/wordprocessingInk" xmlns:wne="http://schemas.microsoft.com/office/word/2006/wordml" xmlns:wps="http://schemas.microsoft.com/office/word/2010/wordprocessingShape" mc:Ignorable="w14 w15 w16se wp14">
   <w:body>
+    <w:p>
+      <w:pPr>
+        <w:rPr>
+          <w:b/>
+        </w:rPr>
+      </w:pPr>
+      <w:r>
+        <w:rPr>
+          <w:b/>
+        </w:rPr>
+        <w:t>БАЗОВОЕ ДЗ</w:t>
+      </w:r>
+    </w:p>
     <w:p>
       <w:r>
         <w:t xml:space="preserve">1.Установка и запуск СУБД </w:t>
@@ -349,20 +362,1006 @@
           </wp:inline>
         </w:drawing>
       </w:r>
+    </w:p>
+    <w:p>
+      <w:pPr>
+        <w:rPr>
+          <w:rFonts w:ascii="Arial" w:hAnsi="Arial" w:cs="Arial"/>
+          <w:b/>
+          <w:bCs/>
+          <w:color w:val="000000"/>
+          <w:sz w:val="32"/>
+          <w:szCs w:val="32"/>
+          <w:shd w:val="clear" w:color="auto" w:fill="FFFFFF"/>
+        </w:rPr>
+      </w:pPr>
+    </w:p>
+    <w:p>
+      <w:pPr>
+        <w:rPr>
+          <w:rFonts w:ascii="Arial" w:hAnsi="Arial" w:cs="Arial"/>
+          <w:b/>
+          <w:bCs/>
+          <w:color w:val="000000"/>
+          <w:sz w:val="32"/>
+          <w:szCs w:val="32"/>
+          <w:shd w:val="clear" w:color="auto" w:fill="FFFFFF"/>
+        </w:rPr>
+      </w:pPr>
+    </w:p>
+    <w:p>
+      <w:pPr>
+        <w:rPr>
+          <w:rFonts w:ascii="Arial" w:hAnsi="Arial" w:cs="Arial"/>
+          <w:b/>
+          <w:bCs/>
+          <w:color w:val="000000"/>
+          <w:sz w:val="32"/>
+          <w:szCs w:val="32"/>
+          <w:shd w:val="clear" w:color="auto" w:fill="FFFFFF"/>
+        </w:rPr>
+      </w:pPr>
+      <w:r>
+        <w:rPr>
+          <w:rFonts w:ascii="Arial" w:hAnsi="Arial" w:cs="Arial"/>
+          <w:b/>
+          <w:bCs/>
+          <w:color w:val="000000"/>
+          <w:sz w:val="32"/>
+          <w:szCs w:val="32"/>
+          <w:shd w:val="clear" w:color="auto" w:fill="FFFFFF"/>
+        </w:rPr>
+        <w:t>СРЕДНЕЕ ЗАДАНИЕ</w:t>
+      </w:r>
+    </w:p>
+    <w:p>
+      <w:pPr>
+        <w:rPr>
+          <w:rFonts w:ascii="Times New Roman" w:hAnsi="Times New Roman" w:cs="Times New Roman"/>
+          <w:bCs/>
+          <w:color w:val="000000"/>
+          <w:sz w:val="28"/>
+          <w:szCs w:val="28"/>
+          <w:shd w:val="clear" w:color="auto" w:fill="FFFFFF"/>
+        </w:rPr>
+      </w:pPr>
+      <w:r>
+        <w:rPr>
+          <w:rFonts w:ascii="Times New Roman" w:hAnsi="Times New Roman" w:cs="Times New Roman"/>
+          <w:bCs/>
+          <w:color w:val="000000"/>
+          <w:sz w:val="28"/>
+          <w:szCs w:val="28"/>
+          <w:shd w:val="clear" w:color="auto" w:fill="FFFFFF"/>
+        </w:rPr>
+        <w:t>4.</w:t>
+      </w:r>
+      <w:r>
+        <w:rPr>
+          <w:rFonts w:ascii="Times New Roman" w:hAnsi="Times New Roman" w:cs="Times New Roman"/>
+          <w:bCs/>
+          <w:color w:val="000000"/>
+          <w:sz w:val="28"/>
+          <w:szCs w:val="28"/>
+          <w:shd w:val="clear" w:color="auto" w:fill="FFFFFF"/>
+        </w:rPr>
+        <w:t> </w:t>
+      </w:r>
+      <w:r>
+        <w:rPr>
+          <w:rFonts w:ascii="Times New Roman" w:hAnsi="Times New Roman" w:cs="Times New Roman"/>
+          <w:bCs/>
+          <w:color w:val="000000"/>
+          <w:sz w:val="28"/>
+          <w:szCs w:val="28"/>
+          <w:shd w:val="clear" w:color="auto" w:fill="FFFFFF"/>
+        </w:rPr>
+        <w:t xml:space="preserve">В </w:t>
+      </w:r>
+      <w:proofErr w:type="spellStart"/>
+      <w:r>
+        <w:rPr>
+          <w:rFonts w:ascii="Times New Roman" w:hAnsi="Times New Roman" w:cs="Times New Roman"/>
+          <w:bCs/>
+          <w:color w:val="000000"/>
+          <w:sz w:val="28"/>
+          <w:szCs w:val="28"/>
+          <w:shd w:val="clear" w:color="auto" w:fill="FFFFFF"/>
+        </w:rPr>
+        <w:t>public</w:t>
+      </w:r>
+      <w:proofErr w:type="spellEnd"/>
+      <w:r>
+        <w:rPr>
+          <w:rFonts w:ascii="Times New Roman" w:hAnsi="Times New Roman" w:cs="Times New Roman"/>
+          <w:bCs/>
+          <w:color w:val="000000"/>
+          <w:sz w:val="28"/>
+          <w:szCs w:val="28"/>
+          <w:shd w:val="clear" w:color="auto" w:fill="FFFFFF"/>
+        </w:rPr>
+        <w:t xml:space="preserve"> создать 2 таблицы</w:t>
+      </w:r>
+    </w:p>
+    <w:p>
+      <w:pPr>
+        <w:spacing w:after="0"/>
+        <w:rPr>
+          <w:rFonts w:ascii="Times New Roman" w:hAnsi="Times New Roman" w:cs="Times New Roman"/>
+          <w:bCs/>
+          <w:color w:val="000000"/>
+          <w:sz w:val="14"/>
+          <w:szCs w:val="28"/>
+          <w:shd w:val="clear" w:color="auto" w:fill="FFFFFF"/>
+          <w:lang w:val="en-US"/>
+        </w:rPr>
+      </w:pPr>
+      <w:r>
+        <w:rPr>
+          <w:rFonts w:ascii="Times New Roman" w:hAnsi="Times New Roman" w:cs="Times New Roman"/>
+          <w:bCs/>
+          <w:color w:val="000000"/>
+          <w:sz w:val="14"/>
+          <w:szCs w:val="28"/>
+          <w:shd w:val="clear" w:color="auto" w:fill="FFFFFF"/>
+          <w:lang w:val="en-US"/>
+        </w:rPr>
+        <w:t>CREATE TABLE IF NOT EXISTS users (</w:t>
+      </w:r>
+    </w:p>
+    <w:p>
+      <w:pPr>
+        <w:spacing w:after="0"/>
+        <w:rPr>
+          <w:rFonts w:ascii="Times New Roman" w:hAnsi="Times New Roman" w:cs="Times New Roman"/>
+          <w:bCs/>
+          <w:color w:val="000000"/>
+          <w:sz w:val="14"/>
+          <w:szCs w:val="28"/>
+          <w:shd w:val="clear" w:color="auto" w:fill="FFFFFF"/>
+          <w:lang w:val="en-US"/>
+        </w:rPr>
+      </w:pPr>
+      <w:r>
+        <w:rPr>
+          <w:rFonts w:ascii="Times New Roman" w:hAnsi="Times New Roman" w:cs="Times New Roman"/>
+          <w:bCs/>
+          <w:color w:val="000000"/>
+          <w:sz w:val="14"/>
+          <w:szCs w:val="28"/>
+          <w:shd w:val="clear" w:color="auto" w:fill="FFFFFF"/>
+          <w:lang w:val="en-US"/>
+        </w:rPr>
+        <w:t xml:space="preserve">  id   SERIAL PRIMARY KEY,</w:t>
+      </w:r>
+    </w:p>
+    <w:p>
+      <w:pPr>
+        <w:spacing w:after="0"/>
+        <w:rPr>
+          <w:rFonts w:ascii="Times New Roman" w:hAnsi="Times New Roman" w:cs="Times New Roman"/>
+          <w:bCs/>
+          <w:color w:val="000000"/>
+          <w:sz w:val="14"/>
+          <w:szCs w:val="28"/>
+          <w:shd w:val="clear" w:color="auto" w:fill="FFFFFF"/>
+          <w:lang w:val="en-US"/>
+        </w:rPr>
+      </w:pPr>
+      <w:r>
+        <w:rPr>
+          <w:rFonts w:ascii="Times New Roman" w:hAnsi="Times New Roman" w:cs="Times New Roman"/>
+          <w:bCs/>
+          <w:color w:val="000000"/>
+          <w:sz w:val="14"/>
+          <w:szCs w:val="28"/>
+          <w:shd w:val="clear" w:color="auto" w:fill="FFFFFF"/>
+          <w:lang w:val="en-US"/>
+        </w:rPr>
+        <w:t xml:space="preserve">  name TEXT NOT NULL,</w:t>
+      </w:r>
+    </w:p>
+    <w:p>
+      <w:pPr>
+        <w:spacing w:after="0"/>
+        <w:rPr>
+          <w:rFonts w:ascii="Times New Roman" w:hAnsi="Times New Roman" w:cs="Times New Roman"/>
+          <w:bCs/>
+          <w:color w:val="000000"/>
+          <w:sz w:val="14"/>
+          <w:szCs w:val="28"/>
+          <w:shd w:val="clear" w:color="auto" w:fill="FFFFFF"/>
+          <w:lang w:val="en-US"/>
+        </w:rPr>
+      </w:pPr>
+      <w:r>
+        <w:rPr>
+          <w:rFonts w:ascii="Times New Roman" w:hAnsi="Times New Roman" w:cs="Times New Roman"/>
+          <w:bCs/>
+          <w:color w:val="000000"/>
+          <w:sz w:val="14"/>
+          <w:szCs w:val="28"/>
+          <w:shd w:val="clear" w:color="auto" w:fill="FFFFFF"/>
+          <w:lang w:val="en-US"/>
+        </w:rPr>
+        <w:t xml:space="preserve">  </w:t>
+      </w:r>
+      <w:proofErr w:type="gramStart"/>
+      <w:r>
+        <w:rPr>
+          <w:rFonts w:ascii="Times New Roman" w:hAnsi="Times New Roman" w:cs="Times New Roman"/>
+          <w:bCs/>
+          <w:color w:val="000000"/>
+          <w:sz w:val="14"/>
+          <w:szCs w:val="28"/>
+          <w:shd w:val="clear" w:color="auto" w:fill="FFFFFF"/>
+          <w:lang w:val="en-US"/>
+        </w:rPr>
+        <w:t>age  INT</w:t>
+      </w:r>
+      <w:proofErr w:type="gramEnd"/>
+      <w:r>
+        <w:rPr>
+          <w:rFonts w:ascii="Times New Roman" w:hAnsi="Times New Roman" w:cs="Times New Roman"/>
+          <w:bCs/>
+          <w:color w:val="000000"/>
+          <w:sz w:val="14"/>
+          <w:szCs w:val="28"/>
+          <w:shd w:val="clear" w:color="auto" w:fill="FFFFFF"/>
+          <w:lang w:val="en-US"/>
+        </w:rPr>
+        <w:t xml:space="preserve"> CHECK (age &gt;= 0)</w:t>
+      </w:r>
+    </w:p>
+    <w:p>
+      <w:pPr>
+        <w:spacing w:after="0"/>
+        <w:rPr>
+          <w:rFonts w:ascii="Times New Roman" w:hAnsi="Times New Roman" w:cs="Times New Roman"/>
+          <w:bCs/>
+          <w:color w:val="000000"/>
+          <w:sz w:val="14"/>
+          <w:szCs w:val="28"/>
+          <w:shd w:val="clear" w:color="auto" w:fill="FFFFFF"/>
+          <w:lang w:val="en-US"/>
+        </w:rPr>
+      </w:pPr>
+      <w:r>
+        <w:rPr>
+          <w:rFonts w:ascii="Times New Roman" w:hAnsi="Times New Roman" w:cs="Times New Roman"/>
+          <w:bCs/>
+          <w:color w:val="000000"/>
+          <w:sz w:val="14"/>
+          <w:szCs w:val="28"/>
+          <w:shd w:val="clear" w:color="auto" w:fill="FFFFFF"/>
+          <w:lang w:val="en-US"/>
+        </w:rPr>
+        <w:t>);</w:t>
+      </w:r>
+    </w:p>
+    <w:p>
+      <w:pPr>
+        <w:spacing w:after="0"/>
+        <w:rPr>
+          <w:rFonts w:ascii="Times New Roman" w:hAnsi="Times New Roman" w:cs="Times New Roman"/>
+          <w:bCs/>
+          <w:color w:val="000000"/>
+          <w:sz w:val="14"/>
+          <w:szCs w:val="28"/>
+          <w:shd w:val="clear" w:color="auto" w:fill="FFFFFF"/>
+          <w:lang w:val="en-US"/>
+        </w:rPr>
+      </w:pPr>
+    </w:p>
+    <w:p>
+      <w:pPr>
+        <w:spacing w:after="0"/>
+        <w:rPr>
+          <w:rFonts w:ascii="Times New Roman" w:hAnsi="Times New Roman" w:cs="Times New Roman"/>
+          <w:bCs/>
+          <w:color w:val="000000"/>
+          <w:sz w:val="14"/>
+          <w:szCs w:val="28"/>
+          <w:shd w:val="clear" w:color="auto" w:fill="FFFFFF"/>
+          <w:lang w:val="en-US"/>
+        </w:rPr>
+      </w:pPr>
+      <w:r>
+        <w:rPr>
+          <w:rFonts w:ascii="Times New Roman" w:hAnsi="Times New Roman" w:cs="Times New Roman"/>
+          <w:bCs/>
+          <w:color w:val="000000"/>
+          <w:sz w:val="14"/>
+          <w:szCs w:val="28"/>
+          <w:shd w:val="clear" w:color="auto" w:fill="FFFFFF"/>
+          <w:lang w:val="en-US"/>
+        </w:rPr>
+        <w:t>CREATE TABLE IF NOT EXISTS orders (</w:t>
+      </w:r>
+    </w:p>
+    <w:p>
+      <w:pPr>
+        <w:spacing w:after="0"/>
+        <w:rPr>
+          <w:rFonts w:ascii="Times New Roman" w:hAnsi="Times New Roman" w:cs="Times New Roman"/>
+          <w:bCs/>
+          <w:color w:val="000000"/>
+          <w:sz w:val="14"/>
+          <w:szCs w:val="28"/>
+          <w:shd w:val="clear" w:color="auto" w:fill="FFFFFF"/>
+          <w:lang w:val="en-US"/>
+        </w:rPr>
+      </w:pPr>
+      <w:r>
+        <w:rPr>
+          <w:rFonts w:ascii="Times New Roman" w:hAnsi="Times New Roman" w:cs="Times New Roman"/>
+          <w:bCs/>
+          <w:color w:val="000000"/>
+          <w:sz w:val="14"/>
+          <w:szCs w:val="28"/>
+          <w:shd w:val="clear" w:color="auto" w:fill="FFFFFF"/>
+          <w:lang w:val="en-US"/>
+        </w:rPr>
+        <w:t xml:space="preserve">  id         SERIAL PRIMARY KEY,</w:t>
+      </w:r>
+    </w:p>
+    <w:p>
+      <w:pPr>
+        <w:spacing w:after="0"/>
+        <w:rPr>
+          <w:rFonts w:ascii="Times New Roman" w:hAnsi="Times New Roman" w:cs="Times New Roman"/>
+          <w:bCs/>
+          <w:color w:val="000000"/>
+          <w:sz w:val="14"/>
+          <w:szCs w:val="28"/>
+          <w:shd w:val="clear" w:color="auto" w:fill="FFFFFF"/>
+          <w:lang w:val="en-US"/>
+        </w:rPr>
+      </w:pPr>
+      <w:r>
+        <w:rPr>
+          <w:rFonts w:ascii="Times New Roman" w:hAnsi="Times New Roman" w:cs="Times New Roman"/>
+          <w:bCs/>
+          <w:color w:val="000000"/>
+          <w:sz w:val="14"/>
+          <w:szCs w:val="28"/>
+          <w:shd w:val="clear" w:color="auto" w:fill="FFFFFF"/>
+          <w:lang w:val="en-US"/>
+        </w:rPr>
+        <w:t xml:space="preserve">  </w:t>
+      </w:r>
+      <w:proofErr w:type="spellStart"/>
+      <w:r>
+        <w:rPr>
+          <w:rFonts w:ascii="Times New Roman" w:hAnsi="Times New Roman" w:cs="Times New Roman"/>
+          <w:bCs/>
+          <w:color w:val="000000"/>
+          <w:sz w:val="14"/>
+          <w:szCs w:val="28"/>
+          <w:shd w:val="clear" w:color="auto" w:fill="FFFFFF"/>
+          <w:lang w:val="en-US"/>
+        </w:rPr>
+        <w:t>user_id</w:t>
+      </w:r>
+      <w:proofErr w:type="spellEnd"/>
+      <w:r>
+        <w:rPr>
+          <w:rFonts w:ascii="Times New Roman" w:hAnsi="Times New Roman" w:cs="Times New Roman"/>
+          <w:bCs/>
+          <w:color w:val="000000"/>
+          <w:sz w:val="14"/>
+          <w:szCs w:val="28"/>
+          <w:shd w:val="clear" w:color="auto" w:fill="FFFFFF"/>
+          <w:lang w:val="en-US"/>
+        </w:rPr>
+        <w:t xml:space="preserve">    INT NOT NULL REFERENCES users(id) ON DELETE CASCADE,</w:t>
+      </w:r>
+    </w:p>
+    <w:p>
+      <w:pPr>
+        <w:spacing w:after="0"/>
+        <w:rPr>
+          <w:rFonts w:ascii="Times New Roman" w:hAnsi="Times New Roman" w:cs="Times New Roman"/>
+          <w:bCs/>
+          <w:color w:val="000000"/>
+          <w:sz w:val="14"/>
+          <w:szCs w:val="28"/>
+          <w:shd w:val="clear" w:color="auto" w:fill="FFFFFF"/>
+          <w:lang w:val="en-US"/>
+        </w:rPr>
+      </w:pPr>
+      <w:r>
+        <w:rPr>
+          <w:rFonts w:ascii="Times New Roman" w:hAnsi="Times New Roman" w:cs="Times New Roman"/>
+          <w:bCs/>
+          <w:color w:val="000000"/>
+          <w:sz w:val="14"/>
+          <w:szCs w:val="28"/>
+          <w:shd w:val="clear" w:color="auto" w:fill="FFFFFF"/>
+          <w:lang w:val="en-US"/>
+        </w:rPr>
+        <w:t xml:space="preserve">  amount     </w:t>
+      </w:r>
+      <w:proofErr w:type="gramStart"/>
+      <w:r>
+        <w:rPr>
+          <w:rFonts w:ascii="Times New Roman" w:hAnsi="Times New Roman" w:cs="Times New Roman"/>
+          <w:bCs/>
+          <w:color w:val="000000"/>
+          <w:sz w:val="14"/>
+          <w:szCs w:val="28"/>
+          <w:shd w:val="clear" w:color="auto" w:fill="FFFFFF"/>
+          <w:lang w:val="en-US"/>
+        </w:rPr>
+        <w:t>NUMERIC(</w:t>
+      </w:r>
+      <w:proofErr w:type="gramEnd"/>
+      <w:r>
+        <w:rPr>
+          <w:rFonts w:ascii="Times New Roman" w:hAnsi="Times New Roman" w:cs="Times New Roman"/>
+          <w:bCs/>
+          <w:color w:val="000000"/>
+          <w:sz w:val="14"/>
+          <w:szCs w:val="28"/>
+          <w:shd w:val="clear" w:color="auto" w:fill="FFFFFF"/>
+          <w:lang w:val="en-US"/>
+        </w:rPr>
+        <w:t>10,2) NOT NULL,</w:t>
+      </w:r>
+    </w:p>
+    <w:p>
+      <w:pPr>
+        <w:spacing w:after="0"/>
+        <w:rPr>
+          <w:rFonts w:ascii="Times New Roman" w:hAnsi="Times New Roman" w:cs="Times New Roman"/>
+          <w:bCs/>
+          <w:color w:val="000000"/>
+          <w:sz w:val="14"/>
+          <w:szCs w:val="28"/>
+          <w:shd w:val="clear" w:color="auto" w:fill="FFFFFF"/>
+          <w:lang w:val="en-US"/>
+        </w:rPr>
+      </w:pPr>
+      <w:r>
+        <w:rPr>
+          <w:rFonts w:ascii="Times New Roman" w:hAnsi="Times New Roman" w:cs="Times New Roman"/>
+          <w:bCs/>
+          <w:color w:val="000000"/>
+          <w:sz w:val="14"/>
+          <w:szCs w:val="28"/>
+          <w:shd w:val="clear" w:color="auto" w:fill="FFFFFF"/>
+          <w:lang w:val="en-US"/>
+        </w:rPr>
+        <w:t xml:space="preserve">  </w:t>
+      </w:r>
+      <w:proofErr w:type="spellStart"/>
+      <w:r>
+        <w:rPr>
+          <w:rFonts w:ascii="Times New Roman" w:hAnsi="Times New Roman" w:cs="Times New Roman"/>
+          <w:bCs/>
+          <w:color w:val="000000"/>
+          <w:sz w:val="14"/>
+          <w:szCs w:val="28"/>
+          <w:shd w:val="clear" w:color="auto" w:fill="FFFFFF"/>
+          <w:lang w:val="en-US"/>
+        </w:rPr>
+        <w:t>created_at</w:t>
+      </w:r>
+      <w:proofErr w:type="spellEnd"/>
+      <w:r>
+        <w:rPr>
+          <w:rFonts w:ascii="Times New Roman" w:hAnsi="Times New Roman" w:cs="Times New Roman"/>
+          <w:bCs/>
+          <w:color w:val="000000"/>
+          <w:sz w:val="14"/>
+          <w:szCs w:val="28"/>
+          <w:shd w:val="clear" w:color="auto" w:fill="FFFFFF"/>
+          <w:lang w:val="en-US"/>
+        </w:rPr>
+        <w:t xml:space="preserve"> TIMESTAMP DEFAULT </w:t>
+      </w:r>
+      <w:proofErr w:type="gramStart"/>
+      <w:r>
+        <w:rPr>
+          <w:rFonts w:ascii="Times New Roman" w:hAnsi="Times New Roman" w:cs="Times New Roman"/>
+          <w:bCs/>
+          <w:color w:val="000000"/>
+          <w:sz w:val="14"/>
+          <w:szCs w:val="28"/>
+          <w:shd w:val="clear" w:color="auto" w:fill="FFFFFF"/>
+          <w:lang w:val="en-US"/>
+        </w:rPr>
+        <w:t>NOW(</w:t>
+      </w:r>
+      <w:proofErr w:type="gramEnd"/>
+      <w:r>
+        <w:rPr>
+          <w:rFonts w:ascii="Times New Roman" w:hAnsi="Times New Roman" w:cs="Times New Roman"/>
+          <w:bCs/>
+          <w:color w:val="000000"/>
+          <w:sz w:val="14"/>
+          <w:szCs w:val="28"/>
+          <w:shd w:val="clear" w:color="auto" w:fill="FFFFFF"/>
+          <w:lang w:val="en-US"/>
+        </w:rPr>
+        <w:t>)</w:t>
+      </w:r>
+    </w:p>
+    <w:p>
+      <w:pPr>
+        <w:spacing w:after="0"/>
+        <w:rPr>
+          <w:rFonts w:ascii="Times New Roman" w:hAnsi="Times New Roman" w:cs="Times New Roman"/>
+          <w:bCs/>
+          <w:color w:val="000000"/>
+          <w:sz w:val="14"/>
+          <w:szCs w:val="28"/>
+          <w:shd w:val="clear" w:color="auto" w:fill="FFFFFF"/>
+        </w:rPr>
+      </w:pPr>
+      <w:r>
+        <w:rPr>
+          <w:rFonts w:ascii="Times New Roman" w:hAnsi="Times New Roman" w:cs="Times New Roman"/>
+          <w:bCs/>
+          <w:color w:val="000000"/>
+          <w:sz w:val="14"/>
+          <w:szCs w:val="28"/>
+          <w:shd w:val="clear" w:color="auto" w:fill="FFFFFF"/>
+        </w:rPr>
+        <w:t>);</w:t>
+      </w:r>
+    </w:p>
+    <w:p/>
+    <w:p>
+      <w:r>
+        <w:lastRenderedPageBreak/>
+        <w:drawing>
+          <wp:inline distT="0" distB="0" distL="0" distR="0" wp14:anchorId="26E6B27F" wp14:editId="582E9C3D">
+            <wp:extent cx="5853430" cy="9251950"/>
+            <wp:effectExtent l="0" t="0" r="0" b="6350"/>
+            <wp:docPr id="4" name="Рисунок 4"/>
+            <wp:cNvGraphicFramePr>
+              <a:graphicFrameLocks xmlns:a="http://schemas.openxmlformats.org/drawingml/2006/main" noChangeAspect="1"/>
+            </wp:cNvGraphicFramePr>
+            <a:graphic xmlns:a="http://schemas.openxmlformats.org/drawingml/2006/main">
+              <a:graphicData uri="http://schemas.openxmlformats.org/drawingml/2006/picture">
+                <pic:pic xmlns:pic="http://schemas.openxmlformats.org/drawingml/2006/picture">
+                  <pic:nvPicPr>
+                    <pic:cNvPr id="1" name=""/>
+                    <pic:cNvPicPr/>
+                  </pic:nvPicPr>
+                  <pic:blipFill>
+                    <a:blip r:embed="rId7"/>
+                    <a:stretch>
+                      <a:fillRect/>
+                    </a:stretch>
+                  </pic:blipFill>
+                  <pic:spPr>
+                    <a:xfrm>
+                      <a:off x="0" y="0"/>
+                      <a:ext cx="5853430" cy="9251950"/>
+                    </a:xfrm>
+                    <a:prstGeom prst="rect">
+                      <a:avLst/>
+                    </a:prstGeom>
+                  </pic:spPr>
+                </pic:pic>
+              </a:graphicData>
+            </a:graphic>
+          </wp:inline>
+        </w:drawing>
+      </w:r>
+    </w:p>
+    <w:p/>
+    <w:p/>
+    <w:p/>
+    <w:p>
+      <w:pPr>
+        <w:rPr>
+          <w:rFonts w:ascii="Times New Roman" w:hAnsi="Times New Roman" w:cs="Times New Roman"/>
+          <w:bCs/>
+          <w:color w:val="000000"/>
+          <w:sz w:val="28"/>
+          <w:szCs w:val="28"/>
+          <w:shd w:val="clear" w:color="auto" w:fill="FFFFFF"/>
+        </w:rPr>
+      </w:pPr>
+      <w:r>
+        <w:rPr>
+          <w:rFonts w:ascii="Times New Roman" w:hAnsi="Times New Roman" w:cs="Times New Roman"/>
+          <w:bCs/>
+          <w:color w:val="000000"/>
+          <w:sz w:val="28"/>
+          <w:szCs w:val="28"/>
+          <w:shd w:val="clear" w:color="auto" w:fill="FFFFFF"/>
+        </w:rPr>
+        <w:t>5</w:t>
+      </w:r>
+      <w:r>
+        <w:rPr>
+          <w:rFonts w:ascii="Times New Roman" w:hAnsi="Times New Roman" w:cs="Times New Roman"/>
+          <w:bCs/>
+          <w:color w:val="000000"/>
+          <w:sz w:val="28"/>
+          <w:szCs w:val="28"/>
+          <w:shd w:val="clear" w:color="auto" w:fill="FFFFFF"/>
+        </w:rPr>
+        <w:t>. </w:t>
+      </w:r>
+      <w:r>
+        <w:rPr>
+          <w:rFonts w:ascii="Times New Roman" w:hAnsi="Times New Roman" w:cs="Times New Roman"/>
+          <w:bCs/>
+          <w:color w:val="000000"/>
+          <w:sz w:val="28"/>
+          <w:szCs w:val="28"/>
+          <w:shd w:val="clear" w:color="auto" w:fill="FFFFFF"/>
+        </w:rPr>
+        <w:t>Добави</w:t>
+      </w:r>
+      <w:r>
+        <w:rPr>
+          <w:rFonts w:ascii="Times New Roman" w:hAnsi="Times New Roman" w:cs="Times New Roman"/>
+          <w:bCs/>
+          <w:color w:val="000000"/>
+          <w:sz w:val="28"/>
+          <w:szCs w:val="28"/>
+          <w:shd w:val="clear" w:color="auto" w:fill="FFFFFF"/>
+        </w:rPr>
+        <w:t>л</w:t>
+      </w:r>
+      <w:r>
+        <w:rPr>
+          <w:rFonts w:ascii="Times New Roman" w:hAnsi="Times New Roman" w:cs="Times New Roman"/>
+          <w:bCs/>
+          <w:color w:val="000000"/>
+          <w:sz w:val="28"/>
+          <w:szCs w:val="28"/>
+          <w:shd w:val="clear" w:color="auto" w:fill="FFFFFF"/>
+        </w:rPr>
+        <w:t xml:space="preserve"> через код ≥3 пользователей и ≥2 заказов (у разных пользователей).</w:t>
+      </w:r>
+    </w:p>
+    <w:p>
+      <w:pPr>
+        <w:rPr>
+          <w:rFonts w:ascii="Times New Roman" w:hAnsi="Times New Roman" w:cs="Times New Roman"/>
+          <w:bCs/>
+          <w:color w:val="000000"/>
+          <w:sz w:val="28"/>
+          <w:szCs w:val="28"/>
+          <w:shd w:val="clear" w:color="auto" w:fill="FFFFFF"/>
+        </w:rPr>
+      </w:pPr>
+      <w:r>
+        <w:rPr>
+          <w:rFonts w:ascii="Times New Roman" w:hAnsi="Times New Roman" w:cs="Times New Roman"/>
+          <w:bCs/>
+          <w:color w:val="000000"/>
+          <w:sz w:val="28"/>
+          <w:szCs w:val="28"/>
+          <w:shd w:val="clear" w:color="auto" w:fill="FFFFFF"/>
+        </w:rPr>
+        <w:t>Используйте параметризованные запросы (%s) и транзакции (</w:t>
+      </w:r>
+      <w:proofErr w:type="spellStart"/>
+      <w:r>
+        <w:rPr>
+          <w:rFonts w:ascii="Times New Roman" w:hAnsi="Times New Roman" w:cs="Times New Roman"/>
+          <w:bCs/>
+          <w:color w:val="000000"/>
+          <w:sz w:val="28"/>
+          <w:szCs w:val="28"/>
+          <w:shd w:val="clear" w:color="auto" w:fill="FFFFFF"/>
+        </w:rPr>
+        <w:t>with</w:t>
+      </w:r>
+      <w:proofErr w:type="spellEnd"/>
+      <w:r>
+        <w:rPr>
+          <w:rFonts w:ascii="Times New Roman" w:hAnsi="Times New Roman" w:cs="Times New Roman"/>
+          <w:bCs/>
+          <w:color w:val="000000"/>
+          <w:sz w:val="28"/>
+          <w:szCs w:val="28"/>
+          <w:shd w:val="clear" w:color="auto" w:fill="FFFFFF"/>
+        </w:rPr>
+        <w:t xml:space="preserve"> </w:t>
+      </w:r>
+      <w:proofErr w:type="spellStart"/>
+      <w:r>
+        <w:rPr>
+          <w:rFonts w:ascii="Times New Roman" w:hAnsi="Times New Roman" w:cs="Times New Roman"/>
+          <w:bCs/>
+          <w:color w:val="000000"/>
+          <w:sz w:val="28"/>
+          <w:szCs w:val="28"/>
+          <w:shd w:val="clear" w:color="auto" w:fill="FFFFFF"/>
+        </w:rPr>
+        <w:t>conn</w:t>
+      </w:r>
+      <w:proofErr w:type="spellEnd"/>
+      <w:r>
+        <w:rPr>
+          <w:rFonts w:ascii="Times New Roman" w:hAnsi="Times New Roman" w:cs="Times New Roman"/>
+          <w:bCs/>
+          <w:color w:val="000000"/>
+          <w:sz w:val="28"/>
+          <w:szCs w:val="28"/>
+          <w:shd w:val="clear" w:color="auto" w:fill="FFFFFF"/>
+        </w:rPr>
+        <w:t>:).</w:t>
+      </w:r>
+    </w:p>
+    <w:p>
+      <w:pPr>
+        <w:rPr>
+          <w:rFonts w:ascii="Times New Roman" w:hAnsi="Times New Roman" w:cs="Times New Roman"/>
+          <w:bCs/>
+          <w:color w:val="000000"/>
+          <w:sz w:val="28"/>
+          <w:szCs w:val="28"/>
+          <w:shd w:val="clear" w:color="auto" w:fill="FFFFFF"/>
+        </w:rPr>
+      </w:pPr>
+      <w:r>
+        <w:rPr>
+          <w:rFonts w:ascii="Times New Roman" w:hAnsi="Times New Roman" w:cs="Times New Roman"/>
+          <w:bCs/>
+          <w:color w:val="000000"/>
+          <w:sz w:val="28"/>
+          <w:szCs w:val="28"/>
+          <w:shd w:val="clear" w:color="auto" w:fill="FFFFFF"/>
+        </w:rPr>
+        <w:drawing>
+          <wp:inline distT="0" distB="0" distL="0" distR="0" wp14:anchorId="0065D236" wp14:editId="07A6324A">
+            <wp:extent cx="5940425" cy="5610225"/>
+            <wp:effectExtent l="0" t="0" r="3175" b="9525"/>
+            <wp:docPr id="7" name="Рисунок 7"/>
+            <wp:cNvGraphicFramePr>
+              <a:graphicFrameLocks xmlns:a="http://schemas.openxmlformats.org/drawingml/2006/main" noChangeAspect="1"/>
+            </wp:cNvGraphicFramePr>
+            <a:graphic xmlns:a="http://schemas.openxmlformats.org/drawingml/2006/main">
+              <a:graphicData uri="http://schemas.openxmlformats.org/drawingml/2006/picture">
+                <pic:pic xmlns:pic="http://schemas.openxmlformats.org/drawingml/2006/picture">
+                  <pic:nvPicPr>
+                    <pic:cNvPr id="1" name=""/>
+                    <pic:cNvPicPr/>
+                  </pic:nvPicPr>
+                  <pic:blipFill>
+                    <a:blip r:embed="rId8"/>
+                    <a:stretch>
+                      <a:fillRect/>
+                    </a:stretch>
+                  </pic:blipFill>
+                  <pic:spPr>
+                    <a:xfrm>
+                      <a:off x="0" y="0"/>
+                      <a:ext cx="5940425" cy="5610225"/>
+                    </a:xfrm>
+                    <a:prstGeom prst="rect">
+                      <a:avLst/>
+                    </a:prstGeom>
+                  </pic:spPr>
+                </pic:pic>
+              </a:graphicData>
+            </a:graphic>
+          </wp:inline>
+        </w:drawing>
+      </w:r>
+    </w:p>
+    <w:p>
+      <w:pPr>
+        <w:rPr>
+          <w:rFonts w:ascii="Times New Roman" w:hAnsi="Times New Roman" w:cs="Times New Roman"/>
+          <w:bCs/>
+          <w:color w:val="000000"/>
+          <w:sz w:val="28"/>
+          <w:szCs w:val="28"/>
+          <w:shd w:val="clear" w:color="auto" w:fill="FFFFFF"/>
+        </w:rPr>
+      </w:pPr>
+      <w:r>
+        <w:rPr>
+          <w:rFonts w:ascii="Times New Roman" w:hAnsi="Times New Roman" w:cs="Times New Roman"/>
+          <w:bCs/>
+          <w:color w:val="000000"/>
+          <w:sz w:val="28"/>
+          <w:szCs w:val="28"/>
+          <w:shd w:val="clear" w:color="auto" w:fill="FFFFFF"/>
+        </w:rPr>
+        <w:lastRenderedPageBreak/>
+        <w:drawing>
+          <wp:inline distT="0" distB="0" distL="0" distR="0" wp14:anchorId="33443E2D" wp14:editId="73DCD415">
+            <wp:extent cx="5940425" cy="2507615"/>
+            <wp:effectExtent l="0" t="0" r="3175" b="6985"/>
+            <wp:docPr id="5" name="Рисунок 5"/>
+            <wp:cNvGraphicFramePr>
+              <a:graphicFrameLocks xmlns:a="http://schemas.openxmlformats.org/drawingml/2006/main" noChangeAspect="1"/>
+            </wp:cNvGraphicFramePr>
+            <a:graphic xmlns:a="http://schemas.openxmlformats.org/drawingml/2006/main">
+              <a:graphicData uri="http://schemas.openxmlformats.org/drawingml/2006/picture">
+                <pic:pic xmlns:pic="http://schemas.openxmlformats.org/drawingml/2006/picture">
+                  <pic:nvPicPr>
+                    <pic:cNvPr id="1" name=""/>
+                    <pic:cNvPicPr/>
+                  </pic:nvPicPr>
+                  <pic:blipFill>
+                    <a:blip r:embed="rId9"/>
+                    <a:stretch>
+                      <a:fillRect/>
+                    </a:stretch>
+                  </pic:blipFill>
+                  <pic:spPr>
+                    <a:xfrm>
+                      <a:off x="0" y="0"/>
+                      <a:ext cx="5940425" cy="2507615"/>
+                    </a:xfrm>
+                    <a:prstGeom prst="rect">
+                      <a:avLst/>
+                    </a:prstGeom>
+                  </pic:spPr>
+                </pic:pic>
+              </a:graphicData>
+            </a:graphic>
+          </wp:inline>
+        </w:drawing>
+      </w:r>
+    </w:p>
+    <w:p>
+      <w:pPr>
+        <w:rPr>
+          <w:rFonts w:ascii="Times New Roman" w:hAnsi="Times New Roman" w:cs="Times New Roman"/>
+          <w:bCs/>
+          <w:color w:val="000000"/>
+          <w:sz w:val="28"/>
+          <w:szCs w:val="28"/>
+          <w:shd w:val="clear" w:color="auto" w:fill="FFFFFF"/>
+        </w:rPr>
+      </w:pPr>
+      <w:r>
+        <w:rPr>
+          <w:rFonts w:ascii="Times New Roman" w:hAnsi="Times New Roman" w:cs="Times New Roman"/>
+          <w:bCs/>
+          <w:color w:val="000000"/>
+          <w:sz w:val="28"/>
+          <w:szCs w:val="28"/>
+          <w:shd w:val="clear" w:color="auto" w:fill="FFFFFF"/>
+        </w:rPr>
+        <w:drawing>
+          <wp:inline distT="0" distB="0" distL="0" distR="0" wp14:anchorId="662AB4CA" wp14:editId="1F401C08">
+            <wp:extent cx="5940425" cy="3249295"/>
+            <wp:effectExtent l="0" t="0" r="3175" b="8255"/>
+            <wp:docPr id="6" name="Рисунок 6"/>
+            <wp:cNvGraphicFramePr>
+              <a:graphicFrameLocks xmlns:a="http://schemas.openxmlformats.org/drawingml/2006/main" noChangeAspect="1"/>
+            </wp:cNvGraphicFramePr>
+            <a:graphic xmlns:a="http://schemas.openxmlformats.org/drawingml/2006/main">
+              <a:graphicData uri="http://schemas.openxmlformats.org/drawingml/2006/picture">
+                <pic:pic xmlns:pic="http://schemas.openxmlformats.org/drawingml/2006/picture">
+                  <pic:nvPicPr>
+                    <pic:cNvPr id="1" name=""/>
+                    <pic:cNvPicPr/>
+                  </pic:nvPicPr>
+                  <pic:blipFill>
+                    <a:blip r:embed="rId10"/>
+                    <a:stretch>
+                      <a:fillRect/>
+                    </a:stretch>
+                  </pic:blipFill>
+                  <pic:spPr>
+                    <a:xfrm>
+                      <a:off x="0" y="0"/>
+                      <a:ext cx="5940425" cy="3249295"/>
+                    </a:xfrm>
+                    <a:prstGeom prst="rect">
+                      <a:avLst/>
+                    </a:prstGeom>
+                  </pic:spPr>
+                </pic:pic>
+              </a:graphicData>
+            </a:graphic>
+          </wp:inline>
+        </w:drawing>
+      </w:r>
+    </w:p>
+    <w:p>
+      <w:pPr>
+        <w:rPr>
+          <w:rFonts w:ascii="Times New Roman" w:hAnsi="Times New Roman" w:cs="Times New Roman"/>
+          <w:bCs/>
+          <w:color w:val="000000"/>
+          <w:sz w:val="28"/>
+          <w:szCs w:val="28"/>
+          <w:shd w:val="clear" w:color="auto" w:fill="FFFFFF"/>
+        </w:rPr>
+      </w:pPr>
+    </w:p>
+    <w:p>
+      <w:pPr>
+        <w:rPr>
+          <w:rFonts w:ascii="Times New Roman" w:hAnsi="Times New Roman" w:cs="Times New Roman"/>
+          <w:bCs/>
+          <w:color w:val="000000"/>
+          <w:sz w:val="28"/>
+          <w:szCs w:val="28"/>
+          <w:shd w:val="clear" w:color="auto" w:fill="FFFFFF"/>
+        </w:rPr>
+      </w:pPr>
+      <w:r>
+        <w:rPr>
+          <w:rFonts w:ascii="Times New Roman" w:hAnsi="Times New Roman" w:cs="Times New Roman"/>
+          <w:bCs/>
+          <w:color w:val="000000"/>
+          <w:sz w:val="28"/>
+          <w:szCs w:val="28"/>
+          <w:shd w:val="clear" w:color="auto" w:fill="FFFFFF"/>
+        </w:rPr>
+        <w:t>6.</w:t>
+      </w:r>
+      <w:r>
+        <w:t xml:space="preserve"> </w:t>
+      </w:r>
+      <w:r>
+        <w:rPr>
+          <w:rFonts w:ascii="Times New Roman" w:hAnsi="Times New Roman" w:cs="Times New Roman"/>
+          <w:bCs/>
+          <w:color w:val="000000"/>
+          <w:sz w:val="28"/>
+          <w:szCs w:val="28"/>
+          <w:shd w:val="clear" w:color="auto" w:fill="FFFFFF"/>
+        </w:rPr>
+        <w:t>Сделать агрегирующий запрос: сумма заказов по каждому пользователю.</w:t>
+      </w:r>
+    </w:p>
+    <w:p>
+      <w:pPr>
+        <w:rPr>
+          <w:rFonts w:ascii="Times New Roman" w:hAnsi="Times New Roman" w:cs="Times New Roman"/>
+          <w:bCs/>
+          <w:color w:val="000000"/>
+          <w:sz w:val="28"/>
+          <w:szCs w:val="28"/>
+          <w:shd w:val="clear" w:color="auto" w:fill="FFFFFF"/>
+        </w:rPr>
+      </w:pPr>
+      <w:r>
+        <w:rPr>
+          <w:rFonts w:ascii="Times New Roman" w:hAnsi="Times New Roman" w:cs="Times New Roman"/>
+          <w:bCs/>
+          <w:color w:val="000000"/>
+          <w:sz w:val="28"/>
+          <w:szCs w:val="28"/>
+          <w:shd w:val="clear" w:color="auto" w:fill="FFFFFF"/>
+        </w:rPr>
+        <w:t>Показать всех пользователей, даже без заказов (LEFT JOIN), отсортировать по сумме по убыванию</w:t>
+      </w:r>
       <w:bookmarkStart w:id="0" w:name="_GoBack"/>
       <w:bookmarkEnd w:id="0"/>
-      <w:r>
-        <w:rPr>
-          <w:rFonts w:ascii="Arial" w:hAnsi="Arial" w:cs="Arial"/>
-          <w:b/>
-          <w:bCs/>
-          <w:color w:val="000000"/>
-          <w:sz w:val="32"/>
-          <w:szCs w:val="32"/>
-          <w:shd w:val="clear" w:color="auto" w:fill="FFFFFF"/>
-        </w:rPr>
-        <w:t> </w:t>
-      </w:r>
+    </w:p>
+    <w:p>
+      <w:pPr>
+        <w:rPr>
+          <w:rFonts w:ascii="Times New Roman" w:hAnsi="Times New Roman" w:cs="Times New Roman"/>
+          <w:bCs/>
+          <w:color w:val="000000"/>
+          <w:sz w:val="28"/>
+          <w:szCs w:val="28"/>
+          <w:shd w:val="clear" w:color="auto" w:fill="FFFFFF"/>
+        </w:rPr>
+      </w:pPr>
+    </w:p>
+    <w:p>
+      <w:pPr>
+        <w:rPr>
+          <w:rFonts w:ascii="Times New Roman" w:hAnsi="Times New Roman" w:cs="Times New Roman"/>
+          <w:bCs/>
+          <w:color w:val="000000"/>
+          <w:sz w:val="28"/>
+          <w:szCs w:val="28"/>
+          <w:shd w:val="clear" w:color="auto" w:fill="FFFFFF"/>
+        </w:rPr>
+      </w:pPr>
     </w:p>
     <w:p/>
     <w:sectPr>
@@ -768,6 +1767,7 @@
   <w:style w:type="paragraph" w:default="1" w:styleId="a">
     <w:name w:val="Normal"/>
     <w:qFormat/>
+    <w:rsid w:val="007B6CBF"/>
   </w:style>
   <w:style w:type="character" w:default="1" w:styleId="a0">
     <w:name w:val="Default Paragraph Font"/>

--- a/Выполнение ДЗ.docx
+++ b/Выполнение ДЗ.docx
@@ -1311,7 +1311,29 @@
           <w:szCs w:val="28"/>
           <w:shd w:val="clear" w:color="auto" w:fill="FFFFFF"/>
         </w:rPr>
-        <w:t>Сделать агрегирующий запрос: сумма заказов по каждому пользователю.</w:t>
+        <w:t>Сдела</w:t>
+      </w:r>
+      <w:r>
+        <w:rPr>
+          <w:rFonts w:ascii="Times New Roman" w:hAnsi="Times New Roman" w:cs="Times New Roman"/>
+          <w:bCs/>
+          <w:color w:val="000000"/>
+          <w:sz w:val="28"/>
+          <w:szCs w:val="28"/>
+          <w:shd w:val="clear" w:color="auto" w:fill="FFFFFF"/>
+        </w:rPr>
+        <w:t>л</w:t>
+      </w:r>
+      <w:r>
+        <w:rPr>
+          <w:rFonts w:ascii="Times New Roman" w:hAnsi="Times New Roman" w:cs="Times New Roman"/>
+          <w:bCs/>
+          <w:color w:val="000000"/>
+          <w:sz w:val="28"/>
+          <w:szCs w:val="28"/>
+          <w:shd w:val="clear" w:color="auto" w:fill="FFFFFF"/>
+        </w:rPr>
+        <w:t xml:space="preserve"> агрегирующий запрос: сумма заказов по каждому пользователю.</w:t>
       </w:r>
     </w:p>
     <w:p>
@@ -1335,9 +1357,146 @@
           <w:shd w:val="clear" w:color="auto" w:fill="FFFFFF"/>
         </w:rPr>
         <w:t>Показать всех пользователей, даже без заказов (LEFT JOIN), отсортировать по сумме по убыванию</w:t>
+      </w:r>
+    </w:p>
+    <w:p>
+      <w:pPr>
+        <w:rPr>
+          <w:rFonts w:ascii="Times New Roman" w:hAnsi="Times New Roman" w:cs="Times New Roman"/>
+          <w:bCs/>
+          <w:color w:val="000000"/>
+          <w:sz w:val="28"/>
+          <w:szCs w:val="28"/>
+          <w:shd w:val="clear" w:color="auto" w:fill="FFFFFF"/>
+        </w:rPr>
+      </w:pPr>
+      <w:r>
+        <w:rPr>
+          <w:rFonts w:ascii="Times New Roman" w:hAnsi="Times New Roman" w:cs="Times New Roman"/>
+          <w:bCs/>
+          <w:color w:val="000000"/>
+          <w:sz w:val="28"/>
+          <w:szCs w:val="28"/>
+          <w:shd w:val="clear" w:color="auto" w:fill="FFFFFF"/>
+        </w:rPr>
+        <w:t>Выв</w:t>
+      </w:r>
+      <w:r>
+        <w:rPr>
+          <w:rFonts w:ascii="Times New Roman" w:hAnsi="Times New Roman" w:cs="Times New Roman"/>
+          <w:bCs/>
+          <w:color w:val="000000"/>
+          <w:sz w:val="28"/>
+          <w:szCs w:val="28"/>
+          <w:shd w:val="clear" w:color="auto" w:fill="FFFFFF"/>
+        </w:rPr>
+        <w:t>ел</w:t>
+      </w:r>
+      <w:r>
+        <w:rPr>
+          <w:rFonts w:ascii="Times New Roman" w:hAnsi="Times New Roman" w:cs="Times New Roman"/>
+          <w:bCs/>
+          <w:color w:val="000000"/>
+          <w:sz w:val="28"/>
+          <w:szCs w:val="28"/>
+          <w:shd w:val="clear" w:color="auto" w:fill="FFFFFF"/>
+        </w:rPr>
+        <w:t xml:space="preserve"> результат в консоль в читабельном виде (например, Имя — 1250.00</w:t>
+      </w:r>
+      <w:r>
+        <w:rPr>
+          <w:rFonts w:ascii="Times New Roman" w:hAnsi="Times New Roman" w:cs="Times New Roman"/>
+          <w:bCs/>
+          <w:color w:val="000000"/>
+          <w:sz w:val="28"/>
+          <w:szCs w:val="28"/>
+          <w:shd w:val="clear" w:color="auto" w:fill="FFFFFF"/>
+        </w:rPr>
+        <w:t>)</w:t>
       </w:r>
       <w:bookmarkStart w:id="0" w:name="_GoBack"/>
       <w:bookmarkEnd w:id="0"/>
+    </w:p>
+    <w:p>
+      <w:pPr>
+        <w:rPr>
+          <w:rFonts w:ascii="Times New Roman" w:hAnsi="Times New Roman" w:cs="Times New Roman"/>
+          <w:bCs/>
+          <w:color w:val="000000"/>
+          <w:sz w:val="28"/>
+          <w:szCs w:val="28"/>
+          <w:shd w:val="clear" w:color="auto" w:fill="FFFFFF"/>
+        </w:rPr>
+      </w:pPr>
+      <w:r>
+        <w:rPr>
+          <w:rFonts w:ascii="Times New Roman" w:hAnsi="Times New Roman" w:cs="Times New Roman"/>
+          <w:bCs/>
+          <w:color w:val="000000"/>
+          <w:sz w:val="28"/>
+          <w:szCs w:val="28"/>
+          <w:shd w:val="clear" w:color="auto" w:fill="FFFFFF"/>
+        </w:rPr>
+        <w:lastRenderedPageBreak/>
+        <w:drawing>
+          <wp:inline distT="0" distB="0" distL="0" distR="0" wp14:anchorId="51EBA355" wp14:editId="4996C036">
+            <wp:extent cx="5369981" cy="5245418"/>
+            <wp:effectExtent l="0" t="0" r="2540" b="0"/>
+            <wp:docPr id="8" name="Рисунок 8"/>
+            <wp:cNvGraphicFramePr>
+              <a:graphicFrameLocks xmlns:a="http://schemas.openxmlformats.org/drawingml/2006/main" noChangeAspect="1"/>
+            </wp:cNvGraphicFramePr>
+            <a:graphic xmlns:a="http://schemas.openxmlformats.org/drawingml/2006/main">
+              <a:graphicData uri="http://schemas.openxmlformats.org/drawingml/2006/picture">
+                <pic:pic xmlns:pic="http://schemas.openxmlformats.org/drawingml/2006/picture">
+                  <pic:nvPicPr>
+                    <pic:cNvPr id="1" name=""/>
+                    <pic:cNvPicPr/>
+                  </pic:nvPicPr>
+                  <pic:blipFill>
+                    <a:blip r:embed="rId11"/>
+                    <a:stretch>
+                      <a:fillRect/>
+                    </a:stretch>
+                  </pic:blipFill>
+                  <pic:spPr>
+                    <a:xfrm>
+                      <a:off x="0" y="0"/>
+                      <a:ext cx="5371430" cy="5246834"/>
+                    </a:xfrm>
+                    <a:prstGeom prst="rect">
+                      <a:avLst/>
+                    </a:prstGeom>
+                  </pic:spPr>
+                </pic:pic>
+              </a:graphicData>
+            </a:graphic>
+          </wp:inline>
+        </w:drawing>
+      </w:r>
+    </w:p>
+    <w:p>
+      <w:pPr>
+        <w:rPr>
+          <w:rFonts w:ascii="Times New Roman" w:hAnsi="Times New Roman" w:cs="Times New Roman"/>
+          <w:bCs/>
+          <w:color w:val="000000"/>
+          <w:sz w:val="28"/>
+          <w:szCs w:val="28"/>
+          <w:shd w:val="clear" w:color="auto" w:fill="FFFFFF"/>
+        </w:rPr>
+      </w:pPr>
+      <w:r>
+        <w:rPr>
+          <w:rFonts w:ascii="Times New Roman" w:hAnsi="Times New Roman" w:cs="Times New Roman"/>
+          <w:bCs/>
+          <w:color w:val="000000"/>
+          <w:sz w:val="28"/>
+          <w:szCs w:val="28"/>
+          <w:shd w:val="clear" w:color="auto" w:fill="FFFFFF"/>
+        </w:rPr>
+        <w:t>7.</w:t>
+      </w:r>
     </w:p>
     <w:p>
       <w:pPr>

--- a/Выполнение ДЗ.docx
+++ b/Выполнение ДЗ.docx
@@ -1414,8 +1414,6 @@
         </w:rPr>
         <w:t>)</w:t>
       </w:r>
-      <w:bookmarkStart w:id="0" w:name="_GoBack"/>
-      <w:bookmarkEnd w:id="0"/>
     </w:p>
     <w:p>
       <w:pPr>
@@ -1497,30 +1495,984 @@
         </w:rPr>
         <w:t>7.</w:t>
       </w:r>
-    </w:p>
-    <w:p>
-      <w:pPr>
-        <w:rPr>
-          <w:rFonts w:ascii="Times New Roman" w:hAnsi="Times New Roman" w:cs="Times New Roman"/>
-          <w:bCs/>
-          <w:color w:val="000000"/>
-          <w:sz w:val="28"/>
-          <w:szCs w:val="28"/>
-          <w:shd w:val="clear" w:color="auto" w:fill="FFFFFF"/>
-        </w:rPr>
-      </w:pPr>
-    </w:p>
-    <w:p>
-      <w:pPr>
-        <w:rPr>
-          <w:rFonts w:ascii="Times New Roman" w:hAnsi="Times New Roman" w:cs="Times New Roman"/>
-          <w:bCs/>
-          <w:color w:val="000000"/>
-          <w:sz w:val="28"/>
-          <w:szCs w:val="28"/>
-          <w:shd w:val="clear" w:color="auto" w:fill="FFFFFF"/>
-        </w:rPr>
-      </w:pPr>
+      <w:r>
+        <w:t xml:space="preserve"> </w:t>
+      </w:r>
+      <w:r>
+        <w:rPr>
+          <w:rFonts w:ascii="Times New Roman" w:hAnsi="Times New Roman" w:cs="Times New Roman"/>
+          <w:bCs/>
+          <w:color w:val="000000"/>
+          <w:sz w:val="28"/>
+          <w:szCs w:val="28"/>
+          <w:shd w:val="clear" w:color="auto" w:fill="FFFFFF"/>
+        </w:rPr>
+        <w:t>Обработ</w:t>
+      </w:r>
+      <w:r>
+        <w:rPr>
+          <w:rFonts w:ascii="Times New Roman" w:hAnsi="Times New Roman" w:cs="Times New Roman"/>
+          <w:bCs/>
+          <w:color w:val="000000"/>
+          <w:sz w:val="28"/>
+          <w:szCs w:val="28"/>
+          <w:shd w:val="clear" w:color="auto" w:fill="FFFFFF"/>
+        </w:rPr>
+        <w:t>ка</w:t>
+      </w:r>
+      <w:r>
+        <w:rPr>
+          <w:rFonts w:ascii="Times New Roman" w:hAnsi="Times New Roman" w:cs="Times New Roman"/>
+          <w:bCs/>
+          <w:color w:val="000000"/>
+          <w:sz w:val="28"/>
+          <w:szCs w:val="28"/>
+          <w:shd w:val="clear" w:color="auto" w:fill="FFFFFF"/>
+        </w:rPr>
+        <w:t xml:space="preserve"> исключения (подсказка: psycopg2.Error) и гарантированно</w:t>
+      </w:r>
+      <w:r>
+        <w:rPr>
+          <w:rFonts w:ascii="Times New Roman" w:hAnsi="Times New Roman" w:cs="Times New Roman"/>
+          <w:bCs/>
+          <w:color w:val="000000"/>
+          <w:sz w:val="28"/>
+          <w:szCs w:val="28"/>
+          <w:shd w:val="clear" w:color="auto" w:fill="FFFFFF"/>
+        </w:rPr>
+        <w:t>е</w:t>
+      </w:r>
+      <w:r>
+        <w:rPr>
+          <w:rFonts w:ascii="Times New Roman" w:hAnsi="Times New Roman" w:cs="Times New Roman"/>
+          <w:bCs/>
+          <w:color w:val="000000"/>
+          <w:sz w:val="28"/>
+          <w:szCs w:val="28"/>
+          <w:shd w:val="clear" w:color="auto" w:fill="FFFFFF"/>
+        </w:rPr>
+        <w:t xml:space="preserve"> закрыт</w:t>
+      </w:r>
+      <w:r>
+        <w:rPr>
+          <w:rFonts w:ascii="Times New Roman" w:hAnsi="Times New Roman" w:cs="Times New Roman"/>
+          <w:bCs/>
+          <w:color w:val="000000"/>
+          <w:sz w:val="28"/>
+          <w:szCs w:val="28"/>
+          <w:shd w:val="clear" w:color="auto" w:fill="FFFFFF"/>
+        </w:rPr>
+        <w:t>ие соединения</w:t>
+      </w:r>
+      <w:r>
+        <w:rPr>
+          <w:rFonts w:ascii="Times New Roman" w:hAnsi="Times New Roman" w:cs="Times New Roman"/>
+          <w:bCs/>
+          <w:color w:val="000000"/>
+          <w:sz w:val="28"/>
+          <w:szCs w:val="28"/>
+          <w:shd w:val="clear" w:color="auto" w:fill="FFFFFF"/>
+        </w:rPr>
+        <w:t>.</w:t>
+      </w:r>
+    </w:p>
+    <w:p>
+      <w:pPr>
+        <w:rPr>
+          <w:rFonts w:ascii="Times New Roman" w:hAnsi="Times New Roman" w:cs="Times New Roman"/>
+          <w:bCs/>
+          <w:color w:val="000000"/>
+          <w:sz w:val="28"/>
+          <w:szCs w:val="28"/>
+          <w:shd w:val="clear" w:color="auto" w:fill="FFFFFF"/>
+        </w:rPr>
+      </w:pPr>
+      <w:r>
+        <w:rPr>
+          <w:rFonts w:ascii="Times New Roman" w:hAnsi="Times New Roman" w:cs="Times New Roman"/>
+          <w:bCs/>
+          <w:color w:val="000000"/>
+          <w:sz w:val="28"/>
+          <w:szCs w:val="28"/>
+          <w:shd w:val="clear" w:color="auto" w:fill="FFFFFF"/>
+        </w:rPr>
+        <w:t>Итого:</w:t>
+      </w:r>
+    </w:p>
+    <w:p>
+      <w:pPr>
+        <w:spacing w:after="0"/>
+        <w:rPr>
+          <w:rFonts w:ascii="Times New Roman" w:hAnsi="Times New Roman" w:cs="Times New Roman"/>
+          <w:bCs/>
+          <w:color w:val="000000"/>
+          <w:sz w:val="18"/>
+          <w:szCs w:val="28"/>
+          <w:shd w:val="clear" w:color="auto" w:fill="FFFFFF"/>
+          <w:lang w:val="en-US"/>
+        </w:rPr>
+      </w:pPr>
+      <w:proofErr w:type="spellStart"/>
+      <w:r>
+        <w:rPr>
+          <w:rFonts w:ascii="Times New Roman" w:hAnsi="Times New Roman" w:cs="Times New Roman"/>
+          <w:bCs/>
+          <w:color w:val="000000"/>
+          <w:sz w:val="18"/>
+          <w:szCs w:val="28"/>
+          <w:shd w:val="clear" w:color="auto" w:fill="FFFFFF"/>
+          <w:lang w:val="en-US"/>
+        </w:rPr>
+        <w:t>db</w:t>
+      </w:r>
+      <w:proofErr w:type="spellEnd"/>
+      <w:r>
+        <w:rPr>
+          <w:rFonts w:ascii="Times New Roman" w:hAnsi="Times New Roman" w:cs="Times New Roman"/>
+          <w:bCs/>
+          <w:color w:val="000000"/>
+          <w:sz w:val="18"/>
+          <w:szCs w:val="28"/>
+          <w:shd w:val="clear" w:color="auto" w:fill="FFFFFF"/>
+          <w:lang w:val="en-US"/>
+        </w:rPr>
+        <w:t xml:space="preserve"> = None</w:t>
+      </w:r>
+    </w:p>
+    <w:p>
+      <w:pPr>
+        <w:spacing w:after="0"/>
+        <w:rPr>
+          <w:rFonts w:ascii="Times New Roman" w:hAnsi="Times New Roman" w:cs="Times New Roman"/>
+          <w:bCs/>
+          <w:color w:val="000000"/>
+          <w:sz w:val="18"/>
+          <w:szCs w:val="28"/>
+          <w:shd w:val="clear" w:color="auto" w:fill="FFFFFF"/>
+          <w:lang w:val="en-US"/>
+        </w:rPr>
+      </w:pPr>
+      <w:r>
+        <w:rPr>
+          <w:rFonts w:ascii="Times New Roman" w:hAnsi="Times New Roman" w:cs="Times New Roman"/>
+          <w:bCs/>
+          <w:color w:val="000000"/>
+          <w:sz w:val="18"/>
+          <w:szCs w:val="28"/>
+          <w:shd w:val="clear" w:color="auto" w:fill="FFFFFF"/>
+          <w:lang w:val="en-US"/>
+        </w:rPr>
+        <w:t>try:</w:t>
+      </w:r>
+    </w:p>
+    <w:p>
+      <w:pPr>
+        <w:spacing w:after="0"/>
+        <w:rPr>
+          <w:rFonts w:ascii="Times New Roman" w:hAnsi="Times New Roman" w:cs="Times New Roman"/>
+          <w:bCs/>
+          <w:color w:val="000000"/>
+          <w:sz w:val="18"/>
+          <w:szCs w:val="28"/>
+          <w:shd w:val="clear" w:color="auto" w:fill="FFFFFF"/>
+          <w:lang w:val="en-US"/>
+        </w:rPr>
+      </w:pPr>
+      <w:r>
+        <w:rPr>
+          <w:rFonts w:ascii="Times New Roman" w:hAnsi="Times New Roman" w:cs="Times New Roman"/>
+          <w:bCs/>
+          <w:color w:val="000000"/>
+          <w:sz w:val="18"/>
+          <w:szCs w:val="28"/>
+          <w:shd w:val="clear" w:color="auto" w:fill="FFFFFF"/>
+          <w:lang w:val="en-US"/>
+        </w:rPr>
+        <w:t xml:space="preserve">    </w:t>
+      </w:r>
+      <w:proofErr w:type="spellStart"/>
+      <w:r>
+        <w:rPr>
+          <w:rFonts w:ascii="Times New Roman" w:hAnsi="Times New Roman" w:cs="Times New Roman"/>
+          <w:bCs/>
+          <w:color w:val="000000"/>
+          <w:sz w:val="18"/>
+          <w:szCs w:val="28"/>
+          <w:shd w:val="clear" w:color="auto" w:fill="FFFFFF"/>
+          <w:lang w:val="en-US"/>
+        </w:rPr>
+        <w:t>db</w:t>
+      </w:r>
+      <w:proofErr w:type="spellEnd"/>
+      <w:r>
+        <w:rPr>
+          <w:rFonts w:ascii="Times New Roman" w:hAnsi="Times New Roman" w:cs="Times New Roman"/>
+          <w:bCs/>
+          <w:color w:val="000000"/>
+          <w:sz w:val="18"/>
+          <w:szCs w:val="28"/>
+          <w:shd w:val="clear" w:color="auto" w:fill="FFFFFF"/>
+          <w:lang w:val="en-US"/>
+        </w:rPr>
+        <w:t xml:space="preserve"> = </w:t>
+      </w:r>
+      <w:proofErr w:type="gramStart"/>
+      <w:r>
+        <w:rPr>
+          <w:rFonts w:ascii="Times New Roman" w:hAnsi="Times New Roman" w:cs="Times New Roman"/>
+          <w:bCs/>
+          <w:color w:val="000000"/>
+          <w:sz w:val="18"/>
+          <w:szCs w:val="28"/>
+          <w:shd w:val="clear" w:color="auto" w:fill="FFFFFF"/>
+          <w:lang w:val="en-US"/>
+        </w:rPr>
+        <w:t>Database(</w:t>
+      </w:r>
+      <w:proofErr w:type="gramEnd"/>
+      <w:r>
+        <w:rPr>
+          <w:rFonts w:ascii="Times New Roman" w:hAnsi="Times New Roman" w:cs="Times New Roman"/>
+          <w:bCs/>
+          <w:color w:val="000000"/>
+          <w:sz w:val="18"/>
+          <w:szCs w:val="28"/>
+          <w:shd w:val="clear" w:color="auto" w:fill="FFFFFF"/>
+          <w:lang w:val="en-US"/>
+        </w:rPr>
+        <w:t>)</w:t>
+      </w:r>
+    </w:p>
+    <w:p>
+      <w:pPr>
+        <w:spacing w:after="0"/>
+        <w:rPr>
+          <w:rFonts w:ascii="Times New Roman" w:hAnsi="Times New Roman" w:cs="Times New Roman"/>
+          <w:bCs/>
+          <w:color w:val="000000"/>
+          <w:sz w:val="18"/>
+          <w:szCs w:val="28"/>
+          <w:shd w:val="clear" w:color="auto" w:fill="FFFFFF"/>
+        </w:rPr>
+      </w:pPr>
+      <w:r>
+        <w:rPr>
+          <w:rFonts w:ascii="Times New Roman" w:hAnsi="Times New Roman" w:cs="Times New Roman"/>
+          <w:bCs/>
+          <w:color w:val="000000"/>
+          <w:sz w:val="18"/>
+          <w:szCs w:val="28"/>
+          <w:shd w:val="clear" w:color="auto" w:fill="FFFFFF"/>
+          <w:lang w:val="en-US"/>
+        </w:rPr>
+        <w:t xml:space="preserve">    </w:t>
+      </w:r>
+      <w:proofErr w:type="spellStart"/>
+      <w:r>
+        <w:rPr>
+          <w:rFonts w:ascii="Times New Roman" w:hAnsi="Times New Roman" w:cs="Times New Roman"/>
+          <w:bCs/>
+          <w:color w:val="000000"/>
+          <w:sz w:val="18"/>
+          <w:szCs w:val="28"/>
+          <w:shd w:val="clear" w:color="auto" w:fill="FFFFFF"/>
+        </w:rPr>
+        <w:t>rows</w:t>
+      </w:r>
+      <w:proofErr w:type="spellEnd"/>
+      <w:r>
+        <w:rPr>
+          <w:rFonts w:ascii="Times New Roman" w:hAnsi="Times New Roman" w:cs="Times New Roman"/>
+          <w:bCs/>
+          <w:color w:val="000000"/>
+          <w:sz w:val="18"/>
+          <w:szCs w:val="28"/>
+          <w:shd w:val="clear" w:color="auto" w:fill="FFFFFF"/>
+        </w:rPr>
+        <w:t xml:space="preserve"> = </w:t>
+      </w:r>
+      <w:proofErr w:type="spellStart"/>
+      <w:proofErr w:type="gramStart"/>
+      <w:r>
+        <w:rPr>
+          <w:rFonts w:ascii="Times New Roman" w:hAnsi="Times New Roman" w:cs="Times New Roman"/>
+          <w:bCs/>
+          <w:color w:val="000000"/>
+          <w:sz w:val="18"/>
+          <w:szCs w:val="28"/>
+          <w:shd w:val="clear" w:color="auto" w:fill="FFFFFF"/>
+        </w:rPr>
+        <w:t>db.execute</w:t>
+      </w:r>
+      <w:proofErr w:type="spellEnd"/>
+      <w:proofErr w:type="gramEnd"/>
+      <w:r>
+        <w:rPr>
+          <w:rFonts w:ascii="Times New Roman" w:hAnsi="Times New Roman" w:cs="Times New Roman"/>
+          <w:bCs/>
+          <w:color w:val="000000"/>
+          <w:sz w:val="18"/>
+          <w:szCs w:val="28"/>
+          <w:shd w:val="clear" w:color="auto" w:fill="FFFFFF"/>
+        </w:rPr>
+        <w:t>(QUERY)</w:t>
+      </w:r>
+    </w:p>
+    <w:p>
+      <w:pPr>
+        <w:spacing w:after="0"/>
+        <w:rPr>
+          <w:rFonts w:ascii="Times New Roman" w:hAnsi="Times New Roman" w:cs="Times New Roman"/>
+          <w:bCs/>
+          <w:color w:val="000000"/>
+          <w:sz w:val="18"/>
+          <w:szCs w:val="28"/>
+          <w:shd w:val="clear" w:color="auto" w:fill="FFFFFF"/>
+          <w:lang w:val="en-US"/>
+        </w:rPr>
+      </w:pPr>
+      <w:r>
+        <w:rPr>
+          <w:rFonts w:ascii="Times New Roman" w:hAnsi="Times New Roman" w:cs="Times New Roman"/>
+          <w:bCs/>
+          <w:color w:val="000000"/>
+          <w:sz w:val="18"/>
+          <w:szCs w:val="28"/>
+          <w:shd w:val="clear" w:color="auto" w:fill="FFFFFF"/>
+          <w:lang w:val="en-US"/>
+        </w:rPr>
+        <w:t xml:space="preserve">    # ... </w:t>
+      </w:r>
+      <w:r>
+        <w:rPr>
+          <w:rFonts w:ascii="Times New Roman" w:hAnsi="Times New Roman" w:cs="Times New Roman"/>
+          <w:bCs/>
+          <w:color w:val="000000"/>
+          <w:sz w:val="18"/>
+          <w:szCs w:val="28"/>
+          <w:shd w:val="clear" w:color="auto" w:fill="FFFFFF"/>
+        </w:rPr>
+        <w:t>вывод</w:t>
+      </w:r>
+      <w:r>
+        <w:rPr>
+          <w:rFonts w:ascii="Times New Roman" w:hAnsi="Times New Roman" w:cs="Times New Roman"/>
+          <w:bCs/>
+          <w:color w:val="000000"/>
+          <w:sz w:val="18"/>
+          <w:szCs w:val="28"/>
+          <w:shd w:val="clear" w:color="auto" w:fill="FFFFFF"/>
+          <w:lang w:val="en-US"/>
+        </w:rPr>
+        <w:t xml:space="preserve"> </w:t>
+      </w:r>
+      <w:r>
+        <w:rPr>
+          <w:rFonts w:ascii="Times New Roman" w:hAnsi="Times New Roman" w:cs="Times New Roman"/>
+          <w:bCs/>
+          <w:color w:val="000000"/>
+          <w:sz w:val="18"/>
+          <w:szCs w:val="28"/>
+          <w:shd w:val="clear" w:color="auto" w:fill="FFFFFF"/>
+        </w:rPr>
+        <w:t>результата</w:t>
+      </w:r>
+    </w:p>
+    <w:p>
+      <w:pPr>
+        <w:spacing w:after="0"/>
+        <w:rPr>
+          <w:rFonts w:ascii="Times New Roman" w:hAnsi="Times New Roman" w:cs="Times New Roman"/>
+          <w:bCs/>
+          <w:color w:val="000000"/>
+          <w:sz w:val="18"/>
+          <w:szCs w:val="28"/>
+          <w:shd w:val="clear" w:color="auto" w:fill="FFFFFF"/>
+          <w:lang w:val="en-US"/>
+        </w:rPr>
+      </w:pPr>
+      <w:r>
+        <w:rPr>
+          <w:rFonts w:ascii="Times New Roman" w:hAnsi="Times New Roman" w:cs="Times New Roman"/>
+          <w:bCs/>
+          <w:color w:val="000000"/>
+          <w:sz w:val="18"/>
+          <w:szCs w:val="28"/>
+          <w:shd w:val="clear" w:color="auto" w:fill="FFFFFF"/>
+          <w:lang w:val="en-US"/>
+        </w:rPr>
+        <w:t>except psycopg2.Error as e:</w:t>
+      </w:r>
+    </w:p>
+    <w:p>
+      <w:pPr>
+        <w:spacing w:after="0"/>
+        <w:rPr>
+          <w:rFonts w:ascii="Times New Roman" w:hAnsi="Times New Roman" w:cs="Times New Roman"/>
+          <w:bCs/>
+          <w:color w:val="000000"/>
+          <w:sz w:val="18"/>
+          <w:szCs w:val="28"/>
+          <w:shd w:val="clear" w:color="auto" w:fill="FFFFFF"/>
+        </w:rPr>
+      </w:pPr>
+      <w:r>
+        <w:rPr>
+          <w:rFonts w:ascii="Times New Roman" w:hAnsi="Times New Roman" w:cs="Times New Roman"/>
+          <w:bCs/>
+          <w:color w:val="000000"/>
+          <w:sz w:val="18"/>
+          <w:szCs w:val="28"/>
+          <w:shd w:val="clear" w:color="auto" w:fill="FFFFFF"/>
+          <w:lang w:val="en-US"/>
+        </w:rPr>
+        <w:t xml:space="preserve">    </w:t>
+      </w:r>
+      <w:r>
+        <w:rPr>
+          <w:rFonts w:ascii="Times New Roman" w:hAnsi="Times New Roman" w:cs="Times New Roman"/>
+          <w:bCs/>
+          <w:color w:val="000000"/>
+          <w:sz w:val="18"/>
+          <w:szCs w:val="28"/>
+          <w:shd w:val="clear" w:color="auto" w:fill="FFFFFF"/>
+        </w:rPr>
+        <w:t xml:space="preserve"># любые ошибки </w:t>
+      </w:r>
+      <w:proofErr w:type="spellStart"/>
+      <w:r>
+        <w:rPr>
+          <w:rFonts w:ascii="Times New Roman" w:hAnsi="Times New Roman" w:cs="Times New Roman"/>
+          <w:bCs/>
+          <w:color w:val="000000"/>
+          <w:sz w:val="18"/>
+          <w:szCs w:val="28"/>
+          <w:shd w:val="clear" w:color="auto" w:fill="FFFFFF"/>
+        </w:rPr>
+        <w:t>PostgreSQL</w:t>
+      </w:r>
+      <w:proofErr w:type="spellEnd"/>
+      <w:r>
+        <w:rPr>
+          <w:rFonts w:ascii="Times New Roman" w:hAnsi="Times New Roman" w:cs="Times New Roman"/>
+          <w:bCs/>
+          <w:color w:val="000000"/>
+          <w:sz w:val="18"/>
+          <w:szCs w:val="28"/>
+          <w:shd w:val="clear" w:color="auto" w:fill="FFFFFF"/>
+        </w:rPr>
+        <w:t xml:space="preserve"> — с кодом ошибки (</w:t>
+      </w:r>
+      <w:proofErr w:type="spellStart"/>
+      <w:proofErr w:type="gramStart"/>
+      <w:r>
+        <w:rPr>
+          <w:rFonts w:ascii="Times New Roman" w:hAnsi="Times New Roman" w:cs="Times New Roman"/>
+          <w:bCs/>
+          <w:color w:val="000000"/>
+          <w:sz w:val="18"/>
+          <w:szCs w:val="28"/>
+          <w:shd w:val="clear" w:color="auto" w:fill="FFFFFF"/>
+        </w:rPr>
+        <w:t>e.pgcode</w:t>
+      </w:r>
+      <w:proofErr w:type="spellEnd"/>
+      <w:proofErr w:type="gramEnd"/>
+      <w:r>
+        <w:rPr>
+          <w:rFonts w:ascii="Times New Roman" w:hAnsi="Times New Roman" w:cs="Times New Roman"/>
+          <w:bCs/>
+          <w:color w:val="000000"/>
+          <w:sz w:val="18"/>
+          <w:szCs w:val="28"/>
+          <w:shd w:val="clear" w:color="auto" w:fill="FFFFFF"/>
+        </w:rPr>
+        <w:t>) и сообщением сервера</w:t>
+      </w:r>
+    </w:p>
+    <w:p>
+      <w:pPr>
+        <w:spacing w:after="0"/>
+        <w:rPr>
+          <w:rFonts w:ascii="Times New Roman" w:hAnsi="Times New Roman" w:cs="Times New Roman"/>
+          <w:bCs/>
+          <w:color w:val="000000"/>
+          <w:sz w:val="18"/>
+          <w:szCs w:val="28"/>
+          <w:shd w:val="clear" w:color="auto" w:fill="FFFFFF"/>
+        </w:rPr>
+      </w:pPr>
+      <w:r>
+        <w:rPr>
+          <w:rFonts w:ascii="Times New Roman" w:hAnsi="Times New Roman" w:cs="Times New Roman"/>
+          <w:bCs/>
+          <w:color w:val="000000"/>
+          <w:sz w:val="18"/>
+          <w:szCs w:val="28"/>
+          <w:shd w:val="clear" w:color="auto" w:fill="FFFFFF"/>
+        </w:rPr>
+        <w:t xml:space="preserve">    </w:t>
+      </w:r>
+      <w:proofErr w:type="spellStart"/>
+      <w:proofErr w:type="gramStart"/>
+      <w:r>
+        <w:rPr>
+          <w:rFonts w:ascii="Times New Roman" w:hAnsi="Times New Roman" w:cs="Times New Roman"/>
+          <w:bCs/>
+          <w:color w:val="000000"/>
+          <w:sz w:val="18"/>
+          <w:szCs w:val="28"/>
+          <w:shd w:val="clear" w:color="auto" w:fill="FFFFFF"/>
+        </w:rPr>
+        <w:t>print</w:t>
+      </w:r>
+      <w:proofErr w:type="spellEnd"/>
+      <w:r>
+        <w:rPr>
+          <w:rFonts w:ascii="Times New Roman" w:hAnsi="Times New Roman" w:cs="Times New Roman"/>
+          <w:bCs/>
+          <w:color w:val="000000"/>
+          <w:sz w:val="18"/>
+          <w:szCs w:val="28"/>
+          <w:shd w:val="clear" w:color="auto" w:fill="FFFFFF"/>
+        </w:rPr>
+        <w:t>(</w:t>
+      </w:r>
+      <w:proofErr w:type="spellStart"/>
+      <w:proofErr w:type="gramEnd"/>
+      <w:r>
+        <w:rPr>
+          <w:rFonts w:ascii="Times New Roman" w:hAnsi="Times New Roman" w:cs="Times New Roman"/>
+          <w:bCs/>
+          <w:color w:val="000000"/>
+          <w:sz w:val="18"/>
+          <w:szCs w:val="28"/>
+          <w:shd w:val="clear" w:color="auto" w:fill="FFFFFF"/>
+        </w:rPr>
+        <w:t>f"Ошибка</w:t>
+      </w:r>
+      <w:proofErr w:type="spellEnd"/>
+      <w:r>
+        <w:rPr>
+          <w:rFonts w:ascii="Times New Roman" w:hAnsi="Times New Roman" w:cs="Times New Roman"/>
+          <w:bCs/>
+          <w:color w:val="000000"/>
+          <w:sz w:val="18"/>
+          <w:szCs w:val="28"/>
+          <w:shd w:val="clear" w:color="auto" w:fill="FFFFFF"/>
+        </w:rPr>
+        <w:t xml:space="preserve"> базы данных [{</w:t>
+      </w:r>
+      <w:proofErr w:type="spellStart"/>
+      <w:r>
+        <w:rPr>
+          <w:rFonts w:ascii="Times New Roman" w:hAnsi="Times New Roman" w:cs="Times New Roman"/>
+          <w:bCs/>
+          <w:color w:val="000000"/>
+          <w:sz w:val="18"/>
+          <w:szCs w:val="28"/>
+          <w:shd w:val="clear" w:color="auto" w:fill="FFFFFF"/>
+        </w:rPr>
+        <w:t>e.pgcode</w:t>
+      </w:r>
+      <w:proofErr w:type="spellEnd"/>
+      <w:r>
+        <w:rPr>
+          <w:rFonts w:ascii="Times New Roman" w:hAnsi="Times New Roman" w:cs="Times New Roman"/>
+          <w:bCs/>
+          <w:color w:val="000000"/>
+          <w:sz w:val="18"/>
+          <w:szCs w:val="28"/>
+          <w:shd w:val="clear" w:color="auto" w:fill="FFFFFF"/>
+        </w:rPr>
+        <w:t>}]: {</w:t>
+      </w:r>
+      <w:proofErr w:type="spellStart"/>
+      <w:r>
+        <w:rPr>
+          <w:rFonts w:ascii="Times New Roman" w:hAnsi="Times New Roman" w:cs="Times New Roman"/>
+          <w:bCs/>
+          <w:color w:val="000000"/>
+          <w:sz w:val="18"/>
+          <w:szCs w:val="28"/>
+          <w:shd w:val="clear" w:color="auto" w:fill="FFFFFF"/>
+        </w:rPr>
+        <w:t>e.pgerror</w:t>
+      </w:r>
+      <w:proofErr w:type="spellEnd"/>
+      <w:r>
+        <w:rPr>
+          <w:rFonts w:ascii="Times New Roman" w:hAnsi="Times New Roman" w:cs="Times New Roman"/>
+          <w:bCs/>
+          <w:color w:val="000000"/>
+          <w:sz w:val="18"/>
+          <w:szCs w:val="28"/>
+          <w:shd w:val="clear" w:color="auto" w:fill="FFFFFF"/>
+        </w:rPr>
+        <w:t xml:space="preserve"> </w:t>
+      </w:r>
+      <w:proofErr w:type="spellStart"/>
+      <w:r>
+        <w:rPr>
+          <w:rFonts w:ascii="Times New Roman" w:hAnsi="Times New Roman" w:cs="Times New Roman"/>
+          <w:bCs/>
+          <w:color w:val="000000"/>
+          <w:sz w:val="18"/>
+          <w:szCs w:val="28"/>
+          <w:shd w:val="clear" w:color="auto" w:fill="FFFFFF"/>
+        </w:rPr>
+        <w:t>or</w:t>
+      </w:r>
+      <w:proofErr w:type="spellEnd"/>
+      <w:r>
+        <w:rPr>
+          <w:rFonts w:ascii="Times New Roman" w:hAnsi="Times New Roman" w:cs="Times New Roman"/>
+          <w:bCs/>
+          <w:color w:val="000000"/>
+          <w:sz w:val="18"/>
+          <w:szCs w:val="28"/>
+          <w:shd w:val="clear" w:color="auto" w:fill="FFFFFF"/>
+        </w:rPr>
+        <w:t xml:space="preserve"> e}")</w:t>
+      </w:r>
+    </w:p>
+    <w:p>
+      <w:pPr>
+        <w:spacing w:after="0"/>
+        <w:rPr>
+          <w:rFonts w:ascii="Times New Roman" w:hAnsi="Times New Roman" w:cs="Times New Roman"/>
+          <w:bCs/>
+          <w:color w:val="000000"/>
+          <w:sz w:val="18"/>
+          <w:szCs w:val="28"/>
+          <w:shd w:val="clear" w:color="auto" w:fill="FFFFFF"/>
+        </w:rPr>
+      </w:pPr>
+      <w:proofErr w:type="spellStart"/>
+      <w:r>
+        <w:rPr>
+          <w:rFonts w:ascii="Times New Roman" w:hAnsi="Times New Roman" w:cs="Times New Roman"/>
+          <w:bCs/>
+          <w:color w:val="000000"/>
+          <w:sz w:val="18"/>
+          <w:szCs w:val="28"/>
+          <w:shd w:val="clear" w:color="auto" w:fill="FFFFFF"/>
+        </w:rPr>
+        <w:t>except</w:t>
+      </w:r>
+      <w:proofErr w:type="spellEnd"/>
+      <w:r>
+        <w:rPr>
+          <w:rFonts w:ascii="Times New Roman" w:hAnsi="Times New Roman" w:cs="Times New Roman"/>
+          <w:bCs/>
+          <w:color w:val="000000"/>
+          <w:sz w:val="18"/>
+          <w:szCs w:val="28"/>
+          <w:shd w:val="clear" w:color="auto" w:fill="FFFFFF"/>
+        </w:rPr>
+        <w:t xml:space="preserve"> </w:t>
+      </w:r>
+      <w:proofErr w:type="spellStart"/>
+      <w:r>
+        <w:rPr>
+          <w:rFonts w:ascii="Times New Roman" w:hAnsi="Times New Roman" w:cs="Times New Roman"/>
+          <w:bCs/>
+          <w:color w:val="000000"/>
+          <w:sz w:val="18"/>
+          <w:szCs w:val="28"/>
+          <w:shd w:val="clear" w:color="auto" w:fill="FFFFFF"/>
+        </w:rPr>
+        <w:t>ConnectionError</w:t>
+      </w:r>
+      <w:proofErr w:type="spellEnd"/>
+      <w:r>
+        <w:rPr>
+          <w:rFonts w:ascii="Times New Roman" w:hAnsi="Times New Roman" w:cs="Times New Roman"/>
+          <w:bCs/>
+          <w:color w:val="000000"/>
+          <w:sz w:val="18"/>
+          <w:szCs w:val="28"/>
+          <w:shd w:val="clear" w:color="auto" w:fill="FFFFFF"/>
+        </w:rPr>
+        <w:t xml:space="preserve"> </w:t>
+      </w:r>
+      <w:proofErr w:type="spellStart"/>
+      <w:r>
+        <w:rPr>
+          <w:rFonts w:ascii="Times New Roman" w:hAnsi="Times New Roman" w:cs="Times New Roman"/>
+          <w:bCs/>
+          <w:color w:val="000000"/>
+          <w:sz w:val="18"/>
+          <w:szCs w:val="28"/>
+          <w:shd w:val="clear" w:color="auto" w:fill="FFFFFF"/>
+        </w:rPr>
+        <w:t>as</w:t>
+      </w:r>
+      <w:proofErr w:type="spellEnd"/>
+      <w:r>
+        <w:rPr>
+          <w:rFonts w:ascii="Times New Roman" w:hAnsi="Times New Roman" w:cs="Times New Roman"/>
+          <w:bCs/>
+          <w:color w:val="000000"/>
+          <w:sz w:val="18"/>
+          <w:szCs w:val="28"/>
+          <w:shd w:val="clear" w:color="auto" w:fill="FFFFFF"/>
+        </w:rPr>
+        <w:t xml:space="preserve"> e:</w:t>
+      </w:r>
+    </w:p>
+    <w:p>
+      <w:pPr>
+        <w:spacing w:after="0"/>
+        <w:rPr>
+          <w:rFonts w:ascii="Times New Roman" w:hAnsi="Times New Roman" w:cs="Times New Roman"/>
+          <w:bCs/>
+          <w:color w:val="000000"/>
+          <w:sz w:val="18"/>
+          <w:szCs w:val="28"/>
+          <w:shd w:val="clear" w:color="auto" w:fill="FFFFFF"/>
+        </w:rPr>
+      </w:pPr>
+      <w:r>
+        <w:rPr>
+          <w:rFonts w:ascii="Times New Roman" w:hAnsi="Times New Roman" w:cs="Times New Roman"/>
+          <w:bCs/>
+          <w:color w:val="000000"/>
+          <w:sz w:val="18"/>
+          <w:szCs w:val="28"/>
+          <w:shd w:val="clear" w:color="auto" w:fill="FFFFFF"/>
+        </w:rPr>
+        <w:t xml:space="preserve">    # не удалось установить соединение</w:t>
+      </w:r>
+    </w:p>
+    <w:p>
+      <w:pPr>
+        <w:spacing w:after="0"/>
+        <w:rPr>
+          <w:rFonts w:ascii="Times New Roman" w:hAnsi="Times New Roman" w:cs="Times New Roman"/>
+          <w:bCs/>
+          <w:color w:val="000000"/>
+          <w:sz w:val="18"/>
+          <w:szCs w:val="28"/>
+          <w:shd w:val="clear" w:color="auto" w:fill="FFFFFF"/>
+        </w:rPr>
+      </w:pPr>
+      <w:r>
+        <w:rPr>
+          <w:rFonts w:ascii="Times New Roman" w:hAnsi="Times New Roman" w:cs="Times New Roman"/>
+          <w:bCs/>
+          <w:color w:val="000000"/>
+          <w:sz w:val="18"/>
+          <w:szCs w:val="28"/>
+          <w:shd w:val="clear" w:color="auto" w:fill="FFFFFF"/>
+        </w:rPr>
+        <w:t xml:space="preserve">    </w:t>
+      </w:r>
+      <w:proofErr w:type="spellStart"/>
+      <w:proofErr w:type="gramStart"/>
+      <w:r>
+        <w:rPr>
+          <w:rFonts w:ascii="Times New Roman" w:hAnsi="Times New Roman" w:cs="Times New Roman"/>
+          <w:bCs/>
+          <w:color w:val="000000"/>
+          <w:sz w:val="18"/>
+          <w:szCs w:val="28"/>
+          <w:shd w:val="clear" w:color="auto" w:fill="FFFFFF"/>
+        </w:rPr>
+        <w:t>print</w:t>
+      </w:r>
+      <w:proofErr w:type="spellEnd"/>
+      <w:r>
+        <w:rPr>
+          <w:rFonts w:ascii="Times New Roman" w:hAnsi="Times New Roman" w:cs="Times New Roman"/>
+          <w:bCs/>
+          <w:color w:val="000000"/>
+          <w:sz w:val="18"/>
+          <w:szCs w:val="28"/>
+          <w:shd w:val="clear" w:color="auto" w:fill="FFFFFF"/>
+        </w:rPr>
+        <w:t>(</w:t>
+      </w:r>
+      <w:proofErr w:type="spellStart"/>
+      <w:proofErr w:type="gramEnd"/>
+      <w:r>
+        <w:rPr>
+          <w:rFonts w:ascii="Times New Roman" w:hAnsi="Times New Roman" w:cs="Times New Roman"/>
+          <w:bCs/>
+          <w:color w:val="000000"/>
+          <w:sz w:val="18"/>
+          <w:szCs w:val="28"/>
+          <w:shd w:val="clear" w:color="auto" w:fill="FFFFFF"/>
+        </w:rPr>
+        <w:t>f"Ошибка</w:t>
+      </w:r>
+      <w:proofErr w:type="spellEnd"/>
+      <w:r>
+        <w:rPr>
+          <w:rFonts w:ascii="Times New Roman" w:hAnsi="Times New Roman" w:cs="Times New Roman"/>
+          <w:bCs/>
+          <w:color w:val="000000"/>
+          <w:sz w:val="18"/>
+          <w:szCs w:val="28"/>
+          <w:shd w:val="clear" w:color="auto" w:fill="FFFFFF"/>
+        </w:rPr>
+        <w:t xml:space="preserve"> подключения: {e}")</w:t>
+      </w:r>
+    </w:p>
+    <w:p>
+      <w:pPr>
+        <w:spacing w:after="0"/>
+        <w:rPr>
+          <w:rFonts w:ascii="Times New Roman" w:hAnsi="Times New Roman" w:cs="Times New Roman"/>
+          <w:bCs/>
+          <w:color w:val="000000"/>
+          <w:sz w:val="18"/>
+          <w:szCs w:val="28"/>
+          <w:shd w:val="clear" w:color="auto" w:fill="FFFFFF"/>
+          <w:lang w:val="en-US"/>
+        </w:rPr>
+      </w:pPr>
+      <w:r>
+        <w:rPr>
+          <w:rFonts w:ascii="Times New Roman" w:hAnsi="Times New Roman" w:cs="Times New Roman"/>
+          <w:bCs/>
+          <w:color w:val="000000"/>
+          <w:sz w:val="18"/>
+          <w:szCs w:val="28"/>
+          <w:shd w:val="clear" w:color="auto" w:fill="FFFFFF"/>
+          <w:lang w:val="en-US"/>
+        </w:rPr>
+        <w:t>finally:</w:t>
+      </w:r>
+    </w:p>
+    <w:p>
+      <w:pPr>
+        <w:spacing w:after="0"/>
+        <w:rPr>
+          <w:rFonts w:ascii="Times New Roman" w:hAnsi="Times New Roman" w:cs="Times New Roman"/>
+          <w:bCs/>
+          <w:color w:val="000000"/>
+          <w:sz w:val="18"/>
+          <w:szCs w:val="28"/>
+          <w:shd w:val="clear" w:color="auto" w:fill="FFFFFF"/>
+          <w:lang w:val="en-US"/>
+        </w:rPr>
+      </w:pPr>
+      <w:r>
+        <w:rPr>
+          <w:rFonts w:ascii="Times New Roman" w:hAnsi="Times New Roman" w:cs="Times New Roman"/>
+          <w:bCs/>
+          <w:color w:val="000000"/>
+          <w:sz w:val="18"/>
+          <w:szCs w:val="28"/>
+          <w:shd w:val="clear" w:color="auto" w:fill="FFFFFF"/>
+          <w:lang w:val="en-US"/>
+        </w:rPr>
+        <w:t xml:space="preserve">    if </w:t>
+      </w:r>
+      <w:proofErr w:type="spellStart"/>
+      <w:r>
+        <w:rPr>
+          <w:rFonts w:ascii="Times New Roman" w:hAnsi="Times New Roman" w:cs="Times New Roman"/>
+          <w:bCs/>
+          <w:color w:val="000000"/>
+          <w:sz w:val="18"/>
+          <w:szCs w:val="28"/>
+          <w:shd w:val="clear" w:color="auto" w:fill="FFFFFF"/>
+          <w:lang w:val="en-US"/>
+        </w:rPr>
+        <w:t>db</w:t>
+      </w:r>
+      <w:proofErr w:type="spellEnd"/>
+      <w:r>
+        <w:rPr>
+          <w:rFonts w:ascii="Times New Roman" w:hAnsi="Times New Roman" w:cs="Times New Roman"/>
+          <w:bCs/>
+          <w:color w:val="000000"/>
+          <w:sz w:val="18"/>
+          <w:szCs w:val="28"/>
+          <w:shd w:val="clear" w:color="auto" w:fill="FFFFFF"/>
+          <w:lang w:val="en-US"/>
+        </w:rPr>
+        <w:t xml:space="preserve"> is not None:</w:t>
+      </w:r>
+    </w:p>
+    <w:p>
+      <w:pPr>
+        <w:spacing w:after="0"/>
+        <w:rPr>
+          <w:rFonts w:ascii="Times New Roman" w:hAnsi="Times New Roman" w:cs="Times New Roman"/>
+          <w:bCs/>
+          <w:color w:val="000000"/>
+          <w:sz w:val="18"/>
+          <w:szCs w:val="28"/>
+          <w:shd w:val="clear" w:color="auto" w:fill="FFFFFF"/>
+        </w:rPr>
+      </w:pPr>
+      <w:r>
+        <w:rPr>
+          <w:rFonts w:ascii="Times New Roman" w:hAnsi="Times New Roman" w:cs="Times New Roman"/>
+          <w:bCs/>
+          <w:color w:val="000000"/>
+          <w:sz w:val="18"/>
+          <w:szCs w:val="28"/>
+          <w:shd w:val="clear" w:color="auto" w:fill="FFFFFF"/>
+          <w:lang w:val="en-US"/>
+        </w:rPr>
+        <w:t xml:space="preserve">        </w:t>
+      </w:r>
+      <w:proofErr w:type="spellStart"/>
+      <w:proofErr w:type="gramStart"/>
+      <w:r>
+        <w:rPr>
+          <w:rFonts w:ascii="Times New Roman" w:hAnsi="Times New Roman" w:cs="Times New Roman"/>
+          <w:bCs/>
+          <w:color w:val="000000"/>
+          <w:sz w:val="18"/>
+          <w:szCs w:val="28"/>
+          <w:shd w:val="clear" w:color="auto" w:fill="FFFFFF"/>
+        </w:rPr>
+        <w:t>db.close</w:t>
+      </w:r>
+      <w:proofErr w:type="spellEnd"/>
+      <w:proofErr w:type="gramEnd"/>
+      <w:r>
+        <w:rPr>
+          <w:rFonts w:ascii="Times New Roman" w:hAnsi="Times New Roman" w:cs="Times New Roman"/>
+          <w:bCs/>
+          <w:color w:val="000000"/>
+          <w:sz w:val="18"/>
+          <w:szCs w:val="28"/>
+          <w:shd w:val="clear" w:color="auto" w:fill="FFFFFF"/>
+        </w:rPr>
+        <w:t>()   # гарантированное закрытие даже при исключении</w:t>
+      </w:r>
+    </w:p>
+    <w:p>
+      <w:pPr>
+        <w:rPr>
+          <w:rFonts w:ascii="Times New Roman" w:hAnsi="Times New Roman" w:cs="Times New Roman"/>
+          <w:bCs/>
+          <w:color w:val="000000"/>
+          <w:sz w:val="28"/>
+          <w:szCs w:val="28"/>
+          <w:shd w:val="clear" w:color="auto" w:fill="FFFFFF"/>
+        </w:rPr>
+      </w:pPr>
+    </w:p>
+    <w:p>
+      <w:pPr>
+        <w:rPr>
+          <w:rFonts w:ascii="Times New Roman" w:hAnsi="Times New Roman" w:cs="Times New Roman"/>
+          <w:bCs/>
+          <w:color w:val="000000"/>
+          <w:sz w:val="28"/>
+          <w:szCs w:val="28"/>
+          <w:shd w:val="clear" w:color="auto" w:fill="FFFFFF"/>
+        </w:rPr>
+      </w:pPr>
+      <w:bookmarkStart w:id="0" w:name="_GoBack"/>
+      <w:bookmarkEnd w:id="0"/>
     </w:p>
     <w:p/>
     <w:sectPr>

--- a/Выполнение ДЗ.docx
+++ b/Выполнение ДЗ.docx
@@ -2471,8 +2471,223 @@
           <w:shd w:val="clear" w:color="auto" w:fill="FFFFFF"/>
         </w:rPr>
       </w:pPr>
+    </w:p>
+    <w:p>
+      <w:pPr>
+        <w:rPr>
+          <w:rFonts w:ascii="Times New Roman" w:hAnsi="Times New Roman" w:cs="Times New Roman"/>
+          <w:bCs/>
+          <w:color w:val="000000"/>
+          <w:sz w:val="28"/>
+          <w:szCs w:val="28"/>
+          <w:shd w:val="clear" w:color="auto" w:fill="FFFFFF"/>
+        </w:rPr>
+      </w:pPr>
       <w:bookmarkStart w:id="0" w:name="_GoBack"/>
       <w:bookmarkEnd w:id="0"/>
+    </w:p>
+    <w:p>
+      <w:pPr>
+        <w:rPr>
+          <w:rFonts w:ascii="Times New Roman" w:hAnsi="Times New Roman" w:cs="Times New Roman"/>
+          <w:bCs/>
+          <w:color w:val="000000"/>
+          <w:sz w:val="28"/>
+          <w:szCs w:val="28"/>
+          <w:shd w:val="clear" w:color="auto" w:fill="FFFFFF"/>
+        </w:rPr>
+      </w:pPr>
+      <w:r>
+        <w:rPr>
+          <w:rFonts w:ascii="Times New Roman" w:hAnsi="Times New Roman" w:cs="Times New Roman"/>
+          <w:bCs/>
+          <w:color w:val="000000"/>
+          <w:sz w:val="28"/>
+          <w:szCs w:val="28"/>
+          <w:shd w:val="clear" w:color="auto" w:fill="FFFFFF"/>
+        </w:rPr>
+        <w:lastRenderedPageBreak/>
+        <w:t>8.</w:t>
+      </w:r>
+      <w:r>
+        <w:t xml:space="preserve"> </w:t>
+      </w:r>
+      <w:r>
+        <w:rPr>
+          <w:rFonts w:ascii="Times New Roman" w:hAnsi="Times New Roman" w:cs="Times New Roman"/>
+          <w:bCs/>
+          <w:color w:val="000000"/>
+          <w:sz w:val="28"/>
+          <w:szCs w:val="28"/>
+          <w:shd w:val="clear" w:color="auto" w:fill="FFFFFF"/>
+        </w:rPr>
+        <w:t xml:space="preserve">вынести соединение и CRUD в postgres_driver.py (класс с методами </w:t>
+      </w:r>
+      <w:proofErr w:type="spellStart"/>
+      <w:r>
+        <w:rPr>
+          <w:rFonts w:ascii="Times New Roman" w:hAnsi="Times New Roman" w:cs="Times New Roman"/>
+          <w:bCs/>
+          <w:color w:val="000000"/>
+          <w:sz w:val="28"/>
+          <w:szCs w:val="28"/>
+          <w:shd w:val="clear" w:color="auto" w:fill="FFFFFF"/>
+        </w:rPr>
+        <w:t>create_tables</w:t>
+      </w:r>
+      <w:proofErr w:type="spellEnd"/>
+      <w:r>
+        <w:rPr>
+          <w:rFonts w:ascii="Times New Roman" w:hAnsi="Times New Roman" w:cs="Times New Roman"/>
+          <w:bCs/>
+          <w:color w:val="000000"/>
+          <w:sz w:val="28"/>
+          <w:szCs w:val="28"/>
+          <w:shd w:val="clear" w:color="auto" w:fill="FFFFFF"/>
+        </w:rPr>
+        <w:t xml:space="preserve">, </w:t>
+      </w:r>
+      <w:proofErr w:type="spellStart"/>
+      <w:r>
+        <w:rPr>
+          <w:rFonts w:ascii="Times New Roman" w:hAnsi="Times New Roman" w:cs="Times New Roman"/>
+          <w:bCs/>
+          <w:color w:val="000000"/>
+          <w:sz w:val="28"/>
+          <w:szCs w:val="28"/>
+          <w:shd w:val="clear" w:color="auto" w:fill="FFFFFF"/>
+        </w:rPr>
+        <w:t>add_user</w:t>
+      </w:r>
+      <w:proofErr w:type="spellEnd"/>
+      <w:r>
+        <w:rPr>
+          <w:rFonts w:ascii="Times New Roman" w:hAnsi="Times New Roman" w:cs="Times New Roman"/>
+          <w:bCs/>
+          <w:color w:val="000000"/>
+          <w:sz w:val="28"/>
+          <w:szCs w:val="28"/>
+          <w:shd w:val="clear" w:color="auto" w:fill="FFFFFF"/>
+        </w:rPr>
+        <w:t xml:space="preserve">, </w:t>
+      </w:r>
+      <w:proofErr w:type="spellStart"/>
+      <w:r>
+        <w:rPr>
+          <w:rFonts w:ascii="Times New Roman" w:hAnsi="Times New Roman" w:cs="Times New Roman"/>
+          <w:bCs/>
+          <w:color w:val="000000"/>
+          <w:sz w:val="28"/>
+          <w:szCs w:val="28"/>
+          <w:shd w:val="clear" w:color="auto" w:fill="FFFFFF"/>
+        </w:rPr>
+        <w:t>add_order</w:t>
+      </w:r>
+      <w:proofErr w:type="spellEnd"/>
+      <w:r>
+        <w:rPr>
+          <w:rFonts w:ascii="Times New Roman" w:hAnsi="Times New Roman" w:cs="Times New Roman"/>
+          <w:bCs/>
+          <w:color w:val="000000"/>
+          <w:sz w:val="28"/>
+          <w:szCs w:val="28"/>
+          <w:shd w:val="clear" w:color="auto" w:fill="FFFFFF"/>
+        </w:rPr>
+        <w:t xml:space="preserve">, </w:t>
+      </w:r>
+      <w:proofErr w:type="spellStart"/>
+      <w:r>
+        <w:rPr>
+          <w:rFonts w:ascii="Times New Roman" w:hAnsi="Times New Roman" w:cs="Times New Roman"/>
+          <w:bCs/>
+          <w:color w:val="000000"/>
+          <w:sz w:val="28"/>
+          <w:szCs w:val="28"/>
+          <w:shd w:val="clear" w:color="auto" w:fill="FFFFFF"/>
+        </w:rPr>
+        <w:t>get_user_totals</w:t>
+      </w:r>
+      <w:proofErr w:type="spellEnd"/>
+      <w:r>
+        <w:rPr>
+          <w:rFonts w:ascii="Times New Roman" w:hAnsi="Times New Roman" w:cs="Times New Roman"/>
+          <w:bCs/>
+          <w:color w:val="000000"/>
+          <w:sz w:val="28"/>
+          <w:szCs w:val="28"/>
+          <w:shd w:val="clear" w:color="auto" w:fill="FFFFFF"/>
+        </w:rPr>
+        <w:t>), а в main.py показать пример использования</w:t>
+      </w:r>
+    </w:p>
+    <w:p>
+      <w:pPr>
+        <w:rPr>
+          <w:rFonts w:ascii="Times New Roman" w:hAnsi="Times New Roman" w:cs="Times New Roman"/>
+          <w:bCs/>
+          <w:color w:val="000000"/>
+          <w:sz w:val="28"/>
+          <w:szCs w:val="28"/>
+          <w:shd w:val="clear" w:color="auto" w:fill="FFFFFF"/>
+        </w:rPr>
+      </w:pPr>
+    </w:p>
+    <w:p>
+      <w:pPr>
+        <w:rPr>
+          <w:rFonts w:ascii="Times New Roman" w:hAnsi="Times New Roman" w:cs="Times New Roman"/>
+          <w:bCs/>
+          <w:color w:val="000000"/>
+          <w:sz w:val="28"/>
+          <w:szCs w:val="28"/>
+          <w:shd w:val="clear" w:color="auto" w:fill="FFFFFF"/>
+        </w:rPr>
+      </w:pPr>
+      <w:r>
+        <w:rPr>
+          <w:rFonts w:ascii="Times New Roman" w:hAnsi="Times New Roman" w:cs="Times New Roman"/>
+          <w:bCs/>
+          <w:color w:val="000000"/>
+          <w:sz w:val="28"/>
+          <w:szCs w:val="28"/>
+          <w:shd w:val="clear" w:color="auto" w:fill="FFFFFF"/>
+        </w:rPr>
+        <w:drawing>
+          <wp:inline distT="0" distB="0" distL="0" distR="0" wp14:anchorId="32C7D7EC" wp14:editId="0C2391C4">
+            <wp:extent cx="5940425" cy="4706620"/>
+            <wp:effectExtent l="0" t="0" r="3175" b="0"/>
+            <wp:docPr id="9" name="Рисунок 9"/>
+            <wp:cNvGraphicFramePr>
+              <a:graphicFrameLocks xmlns:a="http://schemas.openxmlformats.org/drawingml/2006/main" noChangeAspect="1"/>
+            </wp:cNvGraphicFramePr>
+            <a:graphic xmlns:a="http://schemas.openxmlformats.org/drawingml/2006/main">
+              <a:graphicData uri="http://schemas.openxmlformats.org/drawingml/2006/picture">
+                <pic:pic xmlns:pic="http://schemas.openxmlformats.org/drawingml/2006/picture">
+                  <pic:nvPicPr>
+                    <pic:cNvPr id="1" name=""/>
+                    <pic:cNvPicPr/>
+                  </pic:nvPicPr>
+                  <pic:blipFill>
+                    <a:blip r:embed="rId12"/>
+                    <a:stretch>
+                      <a:fillRect/>
+                    </a:stretch>
+                  </pic:blipFill>
+                  <pic:spPr>
+                    <a:xfrm>
+                      <a:off x="0" y="0"/>
+                      <a:ext cx="5940425" cy="4706620"/>
+                    </a:xfrm>
+                    <a:prstGeom prst="rect">
+                      <a:avLst/>
+                    </a:prstGeom>
+                  </pic:spPr>
+                </pic:pic>
+              </a:graphicData>
+            </a:graphic>
+          </wp:inline>
+        </w:drawing>
+      </w:r>
     </w:p>
     <w:p/>
     <w:sectPr>
